--- a/docs/AIGC智慧教学平台_权限管理升级方案_V2.1_开发交付版.docx
+++ b/docs/AIGC智慧教学平台_权限管理升级方案_V2.1_开发交付版.docx
@@ -1314,17 +1314,6 @@
             <w:pPr>
               <w:jc w:val="left"/>
             </w:pPr>
-            <w:r>
-              <w:rPr>
-                <w:rFonts w:ascii="Arial" w:cs="Arial" w:eastAsia="Microsoft YaHei" w:hAnsi="Arial"/>
-                <w:b w:val="false"/>
-                <w:bCs w:val="false"/>
-                <w:color w:val="D00000"/>
-                <w:sz w:val="19"/>
-                <w:szCs w:val="19"/>
-              </w:rPr>
-              <w:t xml:space="preserve">跨组织内容共享与校本资源库</w:t>
-            </w:r>
           </w:p>
         </w:tc>
         <w:tc>
@@ -1357,6 +1346,63 @@
                 <w:szCs w:val="19"/>
               </w:rPr>
               <w:t xml:space="preserve">专业「办学层次」属性；学生监护人信息</w:t>
+            </w:r>
+          </w:p>
+        </w:tc>
+      </w:tr>
+      <w:tr>
+        <w:tc>
+          <w:tcPr>
+            <w:tcW w:type="dxa" w:w="4953"/>
+            <w:tcBorders>
+              <w:top w:val="single" w:color="BFC7D5" w:sz="4"/>
+              <w:left w:val="single" w:color="BFC7D5" w:sz="4"/>
+              <w:bottom w:val="single" w:color="BFC7D5" w:sz="4"/>
+              <w:right w:val="single" w:color="BFC7D5" w:sz="4"/>
+            </w:tcBorders>
+            <w:tcMar>
+              <w:top w:type="dxa" w:w="50"/>
+              <w:left w:type="dxa" w:w="80"/>
+              <w:bottom w:type="dxa" w:w="50"/>
+              <w:right w:type="dxa" w:w="80"/>
+            </w:tcMar>
+          </w:tcPr>
+          <w:p>
+            <w:pPr>
+              <w:jc w:val="left"/>
+            </w:pPr>
+          </w:p>
+        </w:tc>
+        <w:tc>
+          <w:tcPr>
+            <w:tcW w:type="dxa" w:w="4953"/>
+            <w:tcBorders>
+              <w:top w:val="single" w:color="BFC7D5" w:sz="4"/>
+              <w:left w:val="single" w:color="BFC7D5" w:sz="4"/>
+              <w:bottom w:val="single" w:color="BFC7D5" w:sz="4"/>
+              <w:right w:val="single" w:color="BFC7D5" w:sz="4"/>
+            </w:tcBorders>
+            <w:tcMar>
+              <w:top w:type="dxa" w:w="50"/>
+              <w:left w:type="dxa" w:w="80"/>
+              <w:bottom w:type="dxa" w:w="50"/>
+              <w:right w:type="dxa" w:w="80"/>
+            </w:tcMar>
+          </w:tcPr>
+          <w:p>
+            <w:pPr>
+              <w:jc w:val="left"/>
+            </w:pPr>
+            <w:r>
+              <w:rPr>
+                <w:rFonts w:ascii="Arial" w:cs="Arial" w:eastAsia="Microsoft YaHei" w:hAnsi="Arial"/>
+                <w:b w:val="false"/>
+                <w:bCs w:val="false"/>
+                <w:color w:val="D00000"/>
+                <w:sz w:val="19"/>
+                <w:szCs w:val="19"/>
+              </w:rPr>
+              <w:t xml:space="preserve">内容共享与资源库（已由平台其他模块实现，不在本方案范围）</w:t>
             </w:r>
           </w:p>
         </w:tc>
@@ -2018,142 +2064,6 @@
                 <w:szCs w:val="19"/>
               </w:rPr>
               <w:t xml:space="preserve">数据范围中的组织节点可以附加一个或多个年级，只看这些年级的班级和学生；不选年级即全部年级。</w:t>
-            </w:r>
-          </w:p>
-        </w:tc>
-      </w:tr>
-      <w:tr>
-        <w:tc>
-          <w:tcPr>
-            <w:tcW w:type="dxa" w:w="2400"/>
-            <w:tcBorders>
-              <w:top w:val="single" w:color="BFC7D5" w:sz="4"/>
-              <w:left w:val="single" w:color="BFC7D5" w:sz="4"/>
-              <w:bottom w:val="single" w:color="BFC7D5" w:sz="4"/>
-              <w:right w:val="single" w:color="BFC7D5" w:sz="4"/>
-            </w:tcBorders>
-            <w:tcMar>
-              <w:top w:type="dxa" w:w="50"/>
-              <w:left w:type="dxa" w:w="80"/>
-              <w:bottom w:type="dxa" w:w="50"/>
-              <w:right w:type="dxa" w:w="80"/>
-            </w:tcMar>
-          </w:tcPr>
-          <w:p>
-            <w:pPr>
-              <w:jc w:val="left"/>
-            </w:pPr>
-            <w:r>
-              <w:rPr>
-                <w:rFonts w:ascii="Arial" w:cs="Arial" w:eastAsia="Microsoft YaHei" w:hAnsi="Arial"/>
-                <w:b w:val="false"/>
-                <w:bCs w:val="false"/>
-                <w:color w:val="D00000"/>
-                <w:sz w:val="19"/>
-                <w:szCs w:val="19"/>
-              </w:rPr>
-              <w:t xml:space="preserve">内容共享</w:t>
-            </w:r>
-          </w:p>
-        </w:tc>
-        <w:tc>
-          <w:tcPr>
-            <w:tcW w:type="dxa" w:w="7506"/>
-            <w:tcBorders>
-              <w:top w:val="single" w:color="BFC7D5" w:sz="4"/>
-              <w:left w:val="single" w:color="BFC7D5" w:sz="4"/>
-              <w:bottom w:val="single" w:color="BFC7D5" w:sz="4"/>
-              <w:right w:val="single" w:color="BFC7D5" w:sz="4"/>
-            </w:tcBorders>
-            <w:tcMar>
-              <w:top w:type="dxa" w:w="50"/>
-              <w:left w:type="dxa" w:w="80"/>
-              <w:bottom w:type="dxa" w:w="50"/>
-              <w:right w:type="dxa" w:w="80"/>
-            </w:tcMar>
-          </w:tcPr>
-          <w:p>
-            <w:pPr>
-              <w:jc w:val="left"/>
-            </w:pPr>
-            <w:r>
-              <w:rPr>
-                <w:rFonts w:ascii="Arial" w:cs="Arial" w:eastAsia="Microsoft YaHei" w:hAnsi="Arial"/>
-                <w:b w:val="false"/>
-                <w:bCs w:val="false"/>
-                <w:color w:val="D00000"/>
-                <w:sz w:val="19"/>
-                <w:szCs w:val="19"/>
-              </w:rPr>
-              <w:t xml:space="preserve">作者把课件、教案、题库、素材共享给指定教师或指定组织的教师查看、复制；不改变任何人的数据范围。</w:t>
-            </w:r>
-          </w:p>
-        </w:tc>
-      </w:tr>
-      <w:tr>
-        <w:tc>
-          <w:tcPr>
-            <w:tcW w:type="dxa" w:w="2400"/>
-            <w:tcBorders>
-              <w:top w:val="single" w:color="BFC7D5" w:sz="4"/>
-              <w:left w:val="single" w:color="BFC7D5" w:sz="4"/>
-              <w:bottom w:val="single" w:color="BFC7D5" w:sz="4"/>
-              <w:right w:val="single" w:color="BFC7D5" w:sz="4"/>
-            </w:tcBorders>
-            <w:tcMar>
-              <w:top w:type="dxa" w:w="50"/>
-              <w:left w:type="dxa" w:w="80"/>
-              <w:bottom w:type="dxa" w:w="50"/>
-              <w:right w:type="dxa" w:w="80"/>
-            </w:tcMar>
-          </w:tcPr>
-          <w:p>
-            <w:pPr>
-              <w:jc w:val="left"/>
-            </w:pPr>
-            <w:r>
-              <w:rPr>
-                <w:rFonts w:ascii="Arial" w:cs="Arial" w:eastAsia="Microsoft YaHei" w:hAnsi="Arial"/>
-                <w:b w:val="false"/>
-                <w:bCs w:val="false"/>
-                <w:color w:val="D00000"/>
-                <w:sz w:val="19"/>
-                <w:szCs w:val="19"/>
-              </w:rPr>
-              <w:t xml:space="preserve">校本资源库</w:t>
-            </w:r>
-          </w:p>
-        </w:tc>
-        <w:tc>
-          <w:tcPr>
-            <w:tcW w:type="dxa" w:w="7506"/>
-            <w:tcBorders>
-              <w:top w:val="single" w:color="BFC7D5" w:sz="4"/>
-              <w:left w:val="single" w:color="BFC7D5" w:sz="4"/>
-              <w:bottom w:val="single" w:color="BFC7D5" w:sz="4"/>
-              <w:right w:val="single" w:color="BFC7D5" w:sz="4"/>
-            </w:tcBorders>
-            <w:tcMar>
-              <w:top w:type="dxa" w:w="50"/>
-              <w:left w:type="dxa" w:w="80"/>
-              <w:bottom w:type="dxa" w:w="50"/>
-              <w:right w:type="dxa" w:w="80"/>
-            </w:tcMar>
-          </w:tcPr>
-          <w:p>
-            <w:pPr>
-              <w:jc w:val="left"/>
-            </w:pPr>
-            <w:r>
-              <w:rPr>
-                <w:rFonts w:ascii="Arial" w:cs="Arial" w:eastAsia="Microsoft YaHei" w:hAnsi="Arial"/>
-                <w:b w:val="false"/>
-                <w:bCs w:val="false"/>
-                <w:color w:val="D00000"/>
-                <w:sz w:val="19"/>
-                <w:szCs w:val="19"/>
-              </w:rPr>
-              <w:t xml:space="preserve">全校教师可查看、复制的共享内容，由组织管理员或教务发布。</w:t>
             </w:r>
           </w:p>
         </w:tc>
@@ -10816,7 +10726,7 @@
                 <w:sz w:val="17"/>
                 <w:szCs w:val="17"/>
               </w:rPr>
-              <w:t xml:space="preserve">跨两个学院授课；把课件共享给其他教师</w:t>
+              <w:t xml:space="preserve">跨两个学院授课</w:t>
             </w:r>
           </w:p>
         </w:tc>
@@ -11317,7 +11227,7 @@
                 <w:sz w:val="17"/>
                 <w:szCs w:val="17"/>
               </w:rPr>
-              <w:t xml:space="preserve">全校排课、成绩明文；跨组织授予教学范围；发布校本资源库</w:t>
+              <w:t xml:space="preserve">全校排课、成绩明文；跨组织授予教学范围</w:t>
             </w:r>
           </w:p>
         </w:tc>
@@ -13169,6 +13079,1008 @@
     </w:p>
     <w:p>
       <w:pPr>
+        <w:pStyle w:val="ListParagraph"/>
+        <w:numPr>
+          <w:ilvl w:val="0"/>
+          <w:numId w:val="2"/>
+        </w:numPr>
+        <w:spacing w:after="60" w:line="300"/>
+      </w:pPr>
+      <w:r>
+        <w:rPr>
+          <w:rFonts w:ascii="Arial" w:cs="Arial" w:eastAsia="Microsoft YaHei" w:hAnsi="Arial"/>
+          <w:color w:val="D00000"/>
+        </w:rPr>
+        <w:t xml:space="preserve">并集只在同一端内计算，跨端不混，见下表「登录与切端」。</w:t>
+      </w:r>
+    </w:p>
+    <w:p>
+      <w:pPr>
+        <w:spacing w:after="100" w:line="300"/>
+      </w:pPr>
+      <w:r>
+        <w:rPr>
+          <w:rFonts w:ascii="Arial" w:cs="Arial" w:eastAsia="Microsoft YaHei" w:hAnsi="Arial"/>
+          <w:color w:val="D00000"/>
+        </w:rPr>
+        <w:t xml:space="preserve">登录与切端：</w:t>
+      </w:r>
+    </w:p>
+    <w:tbl>
+      <w:tblPr>
+        <w:tblW w:type="dxa" w:w="9906"/>
+        <w:tblBorders>
+          <w:top w:val="single" w:color="auto" w:sz="4"/>
+          <w:left w:val="single" w:color="auto" w:sz="4"/>
+          <w:bottom w:val="single" w:color="auto" w:sz="4"/>
+          <w:right w:val="single" w:color="auto" w:sz="4"/>
+          <w:insideH w:val="single" w:color="auto" w:sz="4"/>
+          <w:insideV w:val="single" w:color="auto" w:sz="4"/>
+        </w:tblBorders>
+        <w:tblLayout w:type="fixed"/>
+      </w:tblPr>
+      <w:tblGrid>
+        <w:gridCol w:w="2000"/>
+        <w:gridCol w:w="7906"/>
+      </w:tblGrid>
+      <w:tr>
+        <w:trPr>
+          <w:tblHeader/>
+        </w:trPr>
+        <w:tc>
+          <w:tcPr>
+            <w:tcW w:type="dxa" w:w="2000"/>
+            <w:tcBorders>
+              <w:top w:val="single" w:color="BFC7D5" w:sz="4"/>
+              <w:left w:val="single" w:color="BFC7D5" w:sz="4"/>
+              <w:bottom w:val="single" w:color="BFC7D5" w:sz="4"/>
+              <w:right w:val="single" w:color="BFC7D5" w:sz="4"/>
+            </w:tcBorders>
+            <w:shd w:fill="E8EEF8" w:color="auto" w:val="clear"/>
+            <w:tcMar>
+              <w:top w:type="dxa" w:w="50"/>
+              <w:left w:type="dxa" w:w="80"/>
+              <w:bottom w:type="dxa" w:w="50"/>
+              <w:right w:type="dxa" w:w="80"/>
+            </w:tcMar>
+          </w:tcPr>
+          <w:p>
+            <w:pPr>
+              <w:jc w:val="left"/>
+            </w:pPr>
+            <w:r>
+              <w:rPr>
+                <w:rFonts w:ascii="Arial" w:cs="Arial" w:eastAsia="Microsoft YaHei" w:hAnsi="Arial"/>
+                <w:b/>
+                <w:bCs/>
+                <w:sz w:val="19"/>
+                <w:szCs w:val="19"/>
+              </w:rPr>
+              <w:t xml:space="preserve">规则</w:t>
+            </w:r>
+          </w:p>
+        </w:tc>
+        <w:tc>
+          <w:tcPr>
+            <w:tcW w:type="dxa" w:w="7906"/>
+            <w:tcBorders>
+              <w:top w:val="single" w:color="BFC7D5" w:sz="4"/>
+              <w:left w:val="single" w:color="BFC7D5" w:sz="4"/>
+              <w:bottom w:val="single" w:color="BFC7D5" w:sz="4"/>
+              <w:right w:val="single" w:color="BFC7D5" w:sz="4"/>
+            </w:tcBorders>
+            <w:shd w:fill="E8EEF8" w:color="auto" w:val="clear"/>
+            <w:tcMar>
+              <w:top w:type="dxa" w:w="50"/>
+              <w:left w:type="dxa" w:w="80"/>
+              <w:bottom w:type="dxa" w:w="50"/>
+              <w:right w:type="dxa" w:w="80"/>
+            </w:tcMar>
+          </w:tcPr>
+          <w:p>
+            <w:pPr>
+              <w:jc w:val="left"/>
+            </w:pPr>
+            <w:r>
+              <w:rPr>
+                <w:rFonts w:ascii="Arial" w:cs="Arial" w:eastAsia="Microsoft YaHei" w:hAnsi="Arial"/>
+                <w:b/>
+                <w:bCs/>
+                <w:sz w:val="19"/>
+                <w:szCs w:val="19"/>
+              </w:rPr>
+              <w:t xml:space="preserve">说明</w:t>
+            </w:r>
+          </w:p>
+        </w:tc>
+      </w:tr>
+      <w:tr>
+        <w:tc>
+          <w:tcPr>
+            <w:tcW w:type="dxa" w:w="2000"/>
+            <w:tcBorders>
+              <w:top w:val="single" w:color="BFC7D5" w:sz="4"/>
+              <w:left w:val="single" w:color="BFC7D5" w:sz="4"/>
+              <w:bottom w:val="single" w:color="BFC7D5" w:sz="4"/>
+              <w:right w:val="single" w:color="BFC7D5" w:sz="4"/>
+            </w:tcBorders>
+            <w:tcMar>
+              <w:top w:type="dxa" w:w="50"/>
+              <w:left w:type="dxa" w:w="80"/>
+              <w:bottom w:type="dxa" w:w="50"/>
+              <w:right w:type="dxa" w:w="80"/>
+            </w:tcMar>
+          </w:tcPr>
+          <w:p>
+            <w:pPr>
+              <w:jc w:val="left"/>
+            </w:pPr>
+            <w:r>
+              <w:rPr>
+                <w:rFonts w:ascii="Arial" w:cs="Arial" w:eastAsia="Microsoft YaHei" w:hAnsi="Arial"/>
+                <w:b w:val="false"/>
+                <w:bCs w:val="false"/>
+                <w:color w:val="D00000"/>
+                <w:sz w:val="19"/>
+                <w:szCs w:val="19"/>
+              </w:rPr>
+              <w:t xml:space="preserve">统一入口</w:t>
+            </w:r>
+          </w:p>
+        </w:tc>
+        <w:tc>
+          <w:tcPr>
+            <w:tcW w:type="dxa" w:w="7906"/>
+            <w:tcBorders>
+              <w:top w:val="single" w:color="BFC7D5" w:sz="4"/>
+              <w:left w:val="single" w:color="BFC7D5" w:sz="4"/>
+              <w:bottom w:val="single" w:color="BFC7D5" w:sz="4"/>
+              <w:right w:val="single" w:color="BFC7D5" w:sz="4"/>
+            </w:tcBorders>
+            <w:tcMar>
+              <w:top w:type="dxa" w:w="50"/>
+              <w:left w:type="dxa" w:w="80"/>
+              <w:bottom w:type="dxa" w:w="50"/>
+              <w:right w:type="dxa" w:w="80"/>
+            </w:tcMar>
+          </w:tcPr>
+          <w:p>
+            <w:pPr>
+              <w:jc w:val="left"/>
+            </w:pPr>
+            <w:r>
+              <w:rPr>
+                <w:rFonts w:ascii="Arial" w:cs="Arial" w:eastAsia="Microsoft YaHei" w:hAnsi="Arial"/>
+                <w:b w:val="false"/>
+                <w:bCs w:val="false"/>
+                <w:color w:val="D00000"/>
+                <w:sz w:val="19"/>
+                <w:szCs w:val="19"/>
+              </w:rPr>
+              <w:t xml:space="preserve">全平台一个登录入口，登录前不选端，登录后也不弹出选择页</w:t>
+            </w:r>
+          </w:p>
+        </w:tc>
+      </w:tr>
+      <w:tr>
+        <w:tc>
+          <w:tcPr>
+            <w:tcW w:type="dxa" w:w="2000"/>
+            <w:tcBorders>
+              <w:top w:val="single" w:color="BFC7D5" w:sz="4"/>
+              <w:left w:val="single" w:color="BFC7D5" w:sz="4"/>
+              <w:bottom w:val="single" w:color="BFC7D5" w:sz="4"/>
+              <w:right w:val="single" w:color="BFC7D5" w:sz="4"/>
+            </w:tcBorders>
+            <w:tcMar>
+              <w:top w:type="dxa" w:w="50"/>
+              <w:left w:type="dxa" w:w="80"/>
+              <w:bottom w:type="dxa" w:w="50"/>
+              <w:right w:type="dxa" w:w="80"/>
+            </w:tcMar>
+          </w:tcPr>
+          <w:p>
+            <w:pPr>
+              <w:jc w:val="left"/>
+            </w:pPr>
+            <w:r>
+              <w:rPr>
+                <w:rFonts w:ascii="Arial" w:cs="Arial" w:eastAsia="Microsoft YaHei" w:hAnsi="Arial"/>
+                <w:b w:val="false"/>
+                <w:bCs w:val="false"/>
+                <w:color w:val="D00000"/>
+                <w:sz w:val="19"/>
+                <w:szCs w:val="19"/>
+              </w:rPr>
+              <w:t xml:space="preserve">所属端</w:t>
+            </w:r>
+          </w:p>
+        </w:tc>
+        <w:tc>
+          <w:tcPr>
+            <w:tcW w:type="dxa" w:w="7906"/>
+            <w:tcBorders>
+              <w:top w:val="single" w:color="BFC7D5" w:sz="4"/>
+              <w:left w:val="single" w:color="BFC7D5" w:sz="4"/>
+              <w:bottom w:val="single" w:color="BFC7D5" w:sz="4"/>
+              <w:right w:val="single" w:color="BFC7D5" w:sz="4"/>
+            </w:tcBorders>
+            <w:tcMar>
+              <w:top w:type="dxa" w:w="50"/>
+              <w:left w:type="dxa" w:w="80"/>
+              <w:bottom w:type="dxa" w:w="50"/>
+              <w:right w:type="dxa" w:w="80"/>
+            </w:tcMar>
+          </w:tcPr>
+          <w:p>
+            <w:pPr>
+              <w:jc w:val="left"/>
+            </w:pPr>
+            <w:r>
+              <w:rPr>
+                <w:rFonts w:ascii="Arial" w:cs="Arial" w:eastAsia="Microsoft YaHei" w:hAnsi="Arial"/>
+                <w:b w:val="false"/>
+                <w:bCs w:val="false"/>
+                <w:color w:val="D00000"/>
+                <w:sz w:val="19"/>
+                <w:szCs w:val="19"/>
+              </w:rPr>
+              <w:t xml:space="preserve">管理端：平台超级管理员、组织管理员、班主任、辅导员、教务、学工、督导、信息中心；教师端：教师、专业负责人、企业导师；学生端：学生；自定义角色按角色管理中配置的所属端</w:t>
+            </w:r>
+          </w:p>
+        </w:tc>
+      </w:tr>
+      <w:tr>
+        <w:tc>
+          <w:tcPr>
+            <w:tcW w:type="dxa" w:w="2000"/>
+            <w:tcBorders>
+              <w:top w:val="single" w:color="BFC7D5" w:sz="4"/>
+              <w:left w:val="single" w:color="BFC7D5" w:sz="4"/>
+              <w:bottom w:val="single" w:color="BFC7D5" w:sz="4"/>
+              <w:right w:val="single" w:color="BFC7D5" w:sz="4"/>
+            </w:tcBorders>
+            <w:tcMar>
+              <w:top w:type="dxa" w:w="50"/>
+              <w:left w:type="dxa" w:w="80"/>
+              <w:bottom w:type="dxa" w:w="50"/>
+              <w:right w:type="dxa" w:w="80"/>
+            </w:tcMar>
+          </w:tcPr>
+          <w:p>
+            <w:pPr>
+              <w:jc w:val="left"/>
+            </w:pPr>
+            <w:r>
+              <w:rPr>
+                <w:rFonts w:ascii="Arial" w:cs="Arial" w:eastAsia="Microsoft YaHei" w:hAnsi="Arial"/>
+                <w:b w:val="false"/>
+                <w:bCs w:val="false"/>
+                <w:color w:val="D00000"/>
+                <w:sz w:val="19"/>
+                <w:szCs w:val="19"/>
+              </w:rPr>
+              <w:t xml:space="preserve">可进入的端</w:t>
+            </w:r>
+          </w:p>
+        </w:tc>
+        <w:tc>
+          <w:tcPr>
+            <w:tcW w:type="dxa" w:w="7906"/>
+            <w:tcBorders>
+              <w:top w:val="single" w:color="BFC7D5" w:sz="4"/>
+              <w:left w:val="single" w:color="BFC7D5" w:sz="4"/>
+              <w:bottom w:val="single" w:color="BFC7D5" w:sz="4"/>
+              <w:right w:val="single" w:color="BFC7D5" w:sz="4"/>
+            </w:tcBorders>
+            <w:tcMar>
+              <w:top w:type="dxa" w:w="50"/>
+              <w:left w:type="dxa" w:w="80"/>
+              <w:bottom w:type="dxa" w:w="50"/>
+              <w:right w:type="dxa" w:w="80"/>
+            </w:tcMar>
+          </w:tcPr>
+          <w:p>
+            <w:pPr>
+              <w:jc w:val="left"/>
+            </w:pPr>
+            <w:r>
+              <w:rPr>
+                <w:rFonts w:ascii="Arial" w:cs="Arial" w:eastAsia="Microsoft YaHei" w:hAnsi="Arial"/>
+                <w:b w:val="false"/>
+                <w:bCs w:val="false"/>
+                <w:color w:val="D00000"/>
+                <w:sz w:val="19"/>
+                <w:szCs w:val="19"/>
+              </w:rPr>
+              <w:t xml:space="preserve">账号全部有效角色分配的所属端集合</w:t>
+            </w:r>
+          </w:p>
+        </w:tc>
+      </w:tr>
+      <w:tr>
+        <w:tc>
+          <w:tcPr>
+            <w:tcW w:type="dxa" w:w="2000"/>
+            <w:tcBorders>
+              <w:top w:val="single" w:color="BFC7D5" w:sz="4"/>
+              <w:left w:val="single" w:color="BFC7D5" w:sz="4"/>
+              <w:bottom w:val="single" w:color="BFC7D5" w:sz="4"/>
+              <w:right w:val="single" w:color="BFC7D5" w:sz="4"/>
+            </w:tcBorders>
+            <w:tcMar>
+              <w:top w:type="dxa" w:w="50"/>
+              <w:left w:type="dxa" w:w="80"/>
+              <w:bottom w:type="dxa" w:w="50"/>
+              <w:right w:type="dxa" w:w="80"/>
+            </w:tcMar>
+          </w:tcPr>
+          <w:p>
+            <w:pPr>
+              <w:jc w:val="left"/>
+            </w:pPr>
+            <w:r>
+              <w:rPr>
+                <w:rFonts w:ascii="Arial" w:cs="Arial" w:eastAsia="Microsoft YaHei" w:hAnsi="Arial"/>
+                <w:b w:val="false"/>
+                <w:bCs w:val="false"/>
+                <w:color w:val="D00000"/>
+                <w:sz w:val="19"/>
+                <w:szCs w:val="19"/>
+              </w:rPr>
+              <w:t xml:space="preserve">登录后进入</w:t>
+            </w:r>
+          </w:p>
+        </w:tc>
+        <w:tc>
+          <w:tcPr>
+            <w:tcW w:type="dxa" w:w="7906"/>
+            <w:tcBorders>
+              <w:top w:val="single" w:color="BFC7D5" w:sz="4"/>
+              <w:left w:val="single" w:color="BFC7D5" w:sz="4"/>
+              <w:bottom w:val="single" w:color="BFC7D5" w:sz="4"/>
+              <w:right w:val="single" w:color="BFC7D5" w:sz="4"/>
+            </w:tcBorders>
+            <w:tcMar>
+              <w:top w:type="dxa" w:w="50"/>
+              <w:left w:type="dxa" w:w="80"/>
+              <w:bottom w:type="dxa" w:w="50"/>
+              <w:right w:type="dxa" w:w="80"/>
+            </w:tcMar>
+          </w:tcPr>
+          <w:p>
+            <w:pPr>
+              <w:jc w:val="left"/>
+            </w:pPr>
+            <w:r>
+              <w:rPr>
+                <w:rFonts w:ascii="Arial" w:cs="Arial" w:eastAsia="Microsoft YaHei" w:hAnsi="Arial"/>
+                <w:b w:val="false"/>
+                <w:bCs w:val="false"/>
+                <w:color w:val="D00000"/>
+                <w:sz w:val="19"/>
+                <w:szCs w:val="19"/>
+              </w:rPr>
+              <w:t xml:space="preserve">只有一个端：直接进入。多个端：进入上次使用的端；没有记录时进入管理端，并在页面顶部提示一次「您还有教师端身份，可在右上角切换」</w:t>
+            </w:r>
+          </w:p>
+        </w:tc>
+      </w:tr>
+      <w:tr>
+        <w:tc>
+          <w:tcPr>
+            <w:tcW w:type="dxa" w:w="2000"/>
+            <w:tcBorders>
+              <w:top w:val="single" w:color="BFC7D5" w:sz="4"/>
+              <w:left w:val="single" w:color="BFC7D5" w:sz="4"/>
+              <w:bottom w:val="single" w:color="BFC7D5" w:sz="4"/>
+              <w:right w:val="single" w:color="BFC7D5" w:sz="4"/>
+            </w:tcBorders>
+            <w:tcMar>
+              <w:top w:type="dxa" w:w="50"/>
+              <w:left w:type="dxa" w:w="80"/>
+              <w:bottom w:type="dxa" w:w="50"/>
+              <w:right w:type="dxa" w:w="80"/>
+            </w:tcMar>
+          </w:tcPr>
+          <w:p>
+            <w:pPr>
+              <w:jc w:val="left"/>
+            </w:pPr>
+            <w:r>
+              <w:rPr>
+                <w:rFonts w:ascii="Arial" w:cs="Arial" w:eastAsia="Microsoft YaHei" w:hAnsi="Arial"/>
+                <w:b w:val="false"/>
+                <w:bCs w:val="false"/>
+                <w:color w:val="D00000"/>
+                <w:sz w:val="19"/>
+                <w:szCs w:val="19"/>
+              </w:rPr>
+              <w:t xml:space="preserve">无可用权限</w:t>
+            </w:r>
+          </w:p>
+        </w:tc>
+        <w:tc>
+          <w:tcPr>
+            <w:tcW w:type="dxa" w:w="7906"/>
+            <w:tcBorders>
+              <w:top w:val="single" w:color="BFC7D5" w:sz="4"/>
+              <w:left w:val="single" w:color="BFC7D5" w:sz="4"/>
+              <w:bottom w:val="single" w:color="BFC7D5" w:sz="4"/>
+              <w:right w:val="single" w:color="BFC7D5" w:sz="4"/>
+            </w:tcBorders>
+            <w:tcMar>
+              <w:top w:type="dxa" w:w="50"/>
+              <w:left w:type="dxa" w:w="80"/>
+              <w:bottom w:type="dxa" w:w="50"/>
+              <w:right w:type="dxa" w:w="80"/>
+            </w:tcMar>
+          </w:tcPr>
+          <w:p>
+            <w:pPr>
+              <w:jc w:val="left"/>
+            </w:pPr>
+            <w:r>
+              <w:rPr>
+                <w:rFonts w:ascii="Arial" w:cs="Arial" w:eastAsia="Microsoft YaHei" w:hAnsi="Arial"/>
+                <w:b w:val="false"/>
+                <w:bCs w:val="false"/>
+                <w:color w:val="D00000"/>
+                <w:sz w:val="19"/>
+                <w:szCs w:val="19"/>
+              </w:rPr>
+              <w:t xml:space="preserve">账号停用或没有任何有效角色分配时，登录被拒绝，提示「账号无可用权限，请联系管理员」</w:t>
+            </w:r>
+          </w:p>
+        </w:tc>
+      </w:tr>
+      <w:tr>
+        <w:tc>
+          <w:tcPr>
+            <w:tcW w:type="dxa" w:w="2000"/>
+            <w:tcBorders>
+              <w:top w:val="single" w:color="BFC7D5" w:sz="4"/>
+              <w:left w:val="single" w:color="BFC7D5" w:sz="4"/>
+              <w:bottom w:val="single" w:color="BFC7D5" w:sz="4"/>
+              <w:right w:val="single" w:color="BFC7D5" w:sz="4"/>
+            </w:tcBorders>
+            <w:tcMar>
+              <w:top w:type="dxa" w:w="50"/>
+              <w:left w:type="dxa" w:w="80"/>
+              <w:bottom w:type="dxa" w:w="50"/>
+              <w:right w:type="dxa" w:w="80"/>
+            </w:tcMar>
+          </w:tcPr>
+          <w:p>
+            <w:pPr>
+              <w:jc w:val="left"/>
+            </w:pPr>
+            <w:r>
+              <w:rPr>
+                <w:rFonts w:ascii="Arial" w:cs="Arial" w:eastAsia="Microsoft YaHei" w:hAnsi="Arial"/>
+                <w:b w:val="false"/>
+                <w:bCs w:val="false"/>
+                <w:color w:val="D00000"/>
+                <w:sz w:val="19"/>
+                <w:szCs w:val="19"/>
+              </w:rPr>
+              <w:t xml:space="preserve">同端合并</w:t>
+            </w:r>
+          </w:p>
+        </w:tc>
+        <w:tc>
+          <w:tcPr>
+            <w:tcW w:type="dxa" w:w="7906"/>
+            <w:tcBorders>
+              <w:top w:val="single" w:color="BFC7D5" w:sz="4"/>
+              <w:left w:val="single" w:color="BFC7D5" w:sz="4"/>
+              <w:bottom w:val="single" w:color="BFC7D5" w:sz="4"/>
+              <w:right w:val="single" w:color="BFC7D5" w:sz="4"/>
+            </w:tcBorders>
+            <w:tcMar>
+              <w:top w:type="dxa" w:w="50"/>
+              <w:left w:type="dxa" w:w="80"/>
+              <w:bottom w:type="dxa" w:w="50"/>
+              <w:right w:type="dxa" w:w="80"/>
+            </w:tcMar>
+          </w:tcPr>
+          <w:p>
+            <w:pPr>
+              <w:jc w:val="left"/>
+            </w:pPr>
+            <w:r>
+              <w:rPr>
+                <w:rFonts w:ascii="Arial" w:cs="Arial" w:eastAsia="Microsoft YaHei" w:hAnsi="Arial"/>
+                <w:b w:val="false"/>
+                <w:bCs w:val="false"/>
+                <w:color w:val="D00000"/>
+                <w:sz w:val="19"/>
+                <w:szCs w:val="19"/>
+              </w:rPr>
+              <w:t xml:space="preserve">在某个端内，生效的是所属端为该端的全部角色分配，功能和范围取并集，不需要选角色</w:t>
+            </w:r>
+          </w:p>
+        </w:tc>
+      </w:tr>
+      <w:tr>
+        <w:tc>
+          <w:tcPr>
+            <w:tcW w:type="dxa" w:w="2000"/>
+            <w:tcBorders>
+              <w:top w:val="single" w:color="BFC7D5" w:sz="4"/>
+              <w:left w:val="single" w:color="BFC7D5" w:sz="4"/>
+              <w:bottom w:val="single" w:color="BFC7D5" w:sz="4"/>
+              <w:right w:val="single" w:color="BFC7D5" w:sz="4"/>
+            </w:tcBorders>
+            <w:tcMar>
+              <w:top w:type="dxa" w:w="50"/>
+              <w:left w:type="dxa" w:w="80"/>
+              <w:bottom w:type="dxa" w:w="50"/>
+              <w:right w:type="dxa" w:w="80"/>
+            </w:tcMar>
+          </w:tcPr>
+          <w:p>
+            <w:pPr>
+              <w:jc w:val="left"/>
+            </w:pPr>
+            <w:r>
+              <w:rPr>
+                <w:rFonts w:ascii="Arial" w:cs="Arial" w:eastAsia="Microsoft YaHei" w:hAnsi="Arial"/>
+                <w:b w:val="false"/>
+                <w:bCs w:val="false"/>
+                <w:color w:val="D00000"/>
+                <w:sz w:val="19"/>
+                <w:szCs w:val="19"/>
+              </w:rPr>
+              <w:t xml:space="preserve">跨端不混</w:t>
+            </w:r>
+          </w:p>
+        </w:tc>
+        <w:tc>
+          <w:tcPr>
+            <w:tcW w:type="dxa" w:w="7906"/>
+            <w:tcBorders>
+              <w:top w:val="single" w:color="BFC7D5" w:sz="4"/>
+              <w:left w:val="single" w:color="BFC7D5" w:sz="4"/>
+              <w:bottom w:val="single" w:color="BFC7D5" w:sz="4"/>
+              <w:right w:val="single" w:color="BFC7D5" w:sz="4"/>
+            </w:tcBorders>
+            <w:tcMar>
+              <w:top w:type="dxa" w:w="50"/>
+              <w:left w:type="dxa" w:w="80"/>
+              <w:bottom w:type="dxa" w:w="50"/>
+              <w:right w:type="dxa" w:w="80"/>
+            </w:tcMar>
+          </w:tcPr>
+          <w:p>
+            <w:pPr>
+              <w:jc w:val="left"/>
+            </w:pPr>
+            <w:r>
+              <w:rPr>
+                <w:rFonts w:ascii="Arial" w:cs="Arial" w:eastAsia="Microsoft YaHei" w:hAnsi="Arial"/>
+                <w:b w:val="false"/>
+                <w:bCs w:val="false"/>
+                <w:color w:val="D00000"/>
+                <w:sz w:val="19"/>
+                <w:szCs w:val="19"/>
+              </w:rPr>
+              <w:t xml:space="preserve">进入管理端时只有管理端角色的分配生效，进入教师端时只有教师端角色的分配生效</w:t>
+            </w:r>
+          </w:p>
+        </w:tc>
+      </w:tr>
+      <w:tr>
+        <w:tc>
+          <w:tcPr>
+            <w:tcW w:type="dxa" w:w="2000"/>
+            <w:tcBorders>
+              <w:top w:val="single" w:color="BFC7D5" w:sz="4"/>
+              <w:left w:val="single" w:color="BFC7D5" w:sz="4"/>
+              <w:bottom w:val="single" w:color="BFC7D5" w:sz="4"/>
+              <w:right w:val="single" w:color="BFC7D5" w:sz="4"/>
+            </w:tcBorders>
+            <w:tcMar>
+              <w:top w:type="dxa" w:w="50"/>
+              <w:left w:type="dxa" w:w="80"/>
+              <w:bottom w:type="dxa" w:w="50"/>
+              <w:right w:type="dxa" w:w="80"/>
+            </w:tcMar>
+          </w:tcPr>
+          <w:p>
+            <w:pPr>
+              <w:jc w:val="left"/>
+            </w:pPr>
+            <w:r>
+              <w:rPr>
+                <w:rFonts w:ascii="Arial" w:cs="Arial" w:eastAsia="Microsoft YaHei" w:hAnsi="Arial"/>
+                <w:b w:val="false"/>
+                <w:bCs w:val="false"/>
+                <w:color w:val="D00000"/>
+                <w:sz w:val="19"/>
+                <w:szCs w:val="19"/>
+              </w:rPr>
+              <w:t xml:space="preserve">端内不按组织切换</w:t>
+            </w:r>
+          </w:p>
+        </w:tc>
+        <w:tc>
+          <w:tcPr>
+            <w:tcW w:type="dxa" w:w="7906"/>
+            <w:tcBorders>
+              <w:top w:val="single" w:color="BFC7D5" w:sz="4"/>
+              <w:left w:val="single" w:color="BFC7D5" w:sz="4"/>
+              <w:bottom w:val="single" w:color="BFC7D5" w:sz="4"/>
+              <w:right w:val="single" w:color="BFC7D5" w:sz="4"/>
+            </w:tcBorders>
+            <w:tcMar>
+              <w:top w:type="dxa" w:w="50"/>
+              <w:left w:type="dxa" w:w="80"/>
+              <w:bottom w:type="dxa" w:w="50"/>
+              <w:right w:type="dxa" w:w="80"/>
+            </w:tcMar>
+          </w:tcPr>
+          <w:p>
+            <w:pPr>
+              <w:jc w:val="left"/>
+            </w:pPr>
+            <w:r>
+              <w:rPr>
+                <w:rFonts w:ascii="Arial" w:cs="Arial" w:eastAsia="Microsoft YaHei" w:hAnsi="Arial"/>
+                <w:b w:val="false"/>
+                <w:bCs w:val="false"/>
+                <w:color w:val="D00000"/>
+                <w:sz w:val="19"/>
+                <w:szCs w:val="19"/>
+              </w:rPr>
+              <w:t xml:space="preserve">同一端内涉及多个组织时，权限取并集，不需要先选组织再操作；需要只看某个组织时，用「当前组织」收窄视图</w:t>
+            </w:r>
+          </w:p>
+        </w:tc>
+      </w:tr>
+      <w:tr>
+        <w:tc>
+          <w:tcPr>
+            <w:tcW w:type="dxa" w:w="2000"/>
+            <w:tcBorders>
+              <w:top w:val="single" w:color="BFC7D5" w:sz="4"/>
+              <w:left w:val="single" w:color="BFC7D5" w:sz="4"/>
+              <w:bottom w:val="single" w:color="BFC7D5" w:sz="4"/>
+              <w:right w:val="single" w:color="BFC7D5" w:sz="4"/>
+            </w:tcBorders>
+            <w:tcMar>
+              <w:top w:type="dxa" w:w="50"/>
+              <w:left w:type="dxa" w:w="80"/>
+              <w:bottom w:type="dxa" w:w="50"/>
+              <w:right w:type="dxa" w:w="80"/>
+            </w:tcMar>
+          </w:tcPr>
+          <w:p>
+            <w:pPr>
+              <w:jc w:val="left"/>
+            </w:pPr>
+            <w:r>
+              <w:rPr>
+                <w:rFonts w:ascii="Arial" w:cs="Arial" w:eastAsia="Microsoft YaHei" w:hAnsi="Arial"/>
+                <w:b w:val="false"/>
+                <w:bCs w:val="false"/>
+                <w:color w:val="D00000"/>
+                <w:sz w:val="19"/>
+                <w:szCs w:val="19"/>
+              </w:rPr>
+              <w:t xml:space="preserve">操作按哪条分配判定</w:t>
+            </w:r>
+          </w:p>
+        </w:tc>
+        <w:tc>
+          <w:tcPr>
+            <w:tcW w:type="dxa" w:w="7906"/>
+            <w:tcBorders>
+              <w:top w:val="single" w:color="BFC7D5" w:sz="4"/>
+              <w:left w:val="single" w:color="BFC7D5" w:sz="4"/>
+              <w:bottom w:val="single" w:color="BFC7D5" w:sz="4"/>
+              <w:right w:val="single" w:color="BFC7D5" w:sz="4"/>
+            </w:tcBorders>
+            <w:tcMar>
+              <w:top w:type="dxa" w:w="50"/>
+              <w:left w:type="dxa" w:w="80"/>
+              <w:bottom w:type="dxa" w:w="50"/>
+              <w:right w:type="dxa" w:w="80"/>
+            </w:tcMar>
+          </w:tcPr>
+          <w:p>
+            <w:pPr>
+              <w:jc w:val="left"/>
+            </w:pPr>
+            <w:r>
+              <w:rPr>
+                <w:rFonts w:ascii="Arial" w:cs="Arial" w:eastAsia="Microsoft YaHei" w:hAnsi="Arial"/>
+                <w:b w:val="false"/>
+                <w:bCs w:val="false"/>
+                <w:color w:val="D00000"/>
+                <w:sz w:val="19"/>
+                <w:szCs w:val="19"/>
+              </w:rPr>
+              <w:t xml:space="preserve">对某条数据的操作，按范围覆盖该数据的那条分配判定，由系统自动匹配，用户不需要选择以哪个身份操作</w:t>
+            </w:r>
+          </w:p>
+        </w:tc>
+      </w:tr>
+      <w:tr>
+        <w:tc>
+          <w:tcPr>
+            <w:tcW w:type="dxa" w:w="2000"/>
+            <w:tcBorders>
+              <w:top w:val="single" w:color="BFC7D5" w:sz="4"/>
+              <w:left w:val="single" w:color="BFC7D5" w:sz="4"/>
+              <w:bottom w:val="single" w:color="BFC7D5" w:sz="4"/>
+              <w:right w:val="single" w:color="BFC7D5" w:sz="4"/>
+            </w:tcBorders>
+            <w:tcMar>
+              <w:top w:type="dxa" w:w="50"/>
+              <w:left w:type="dxa" w:w="80"/>
+              <w:bottom w:type="dxa" w:w="50"/>
+              <w:right w:type="dxa" w:w="80"/>
+            </w:tcMar>
+          </w:tcPr>
+          <w:p>
+            <w:pPr>
+              <w:jc w:val="left"/>
+            </w:pPr>
+            <w:r>
+              <w:rPr>
+                <w:rFonts w:ascii="Arial" w:cs="Arial" w:eastAsia="Microsoft YaHei" w:hAnsi="Arial"/>
+                <w:b w:val="false"/>
+                <w:bCs w:val="false"/>
+                <w:color w:val="D00000"/>
+                <w:sz w:val="19"/>
+                <w:szCs w:val="19"/>
+              </w:rPr>
+              <w:t xml:space="preserve">新增数据的归属组织</w:t>
+            </w:r>
+          </w:p>
+        </w:tc>
+        <w:tc>
+          <w:tcPr>
+            <w:tcW w:type="dxa" w:w="7906"/>
+            <w:tcBorders>
+              <w:top w:val="single" w:color="BFC7D5" w:sz="4"/>
+              <w:left w:val="single" w:color="BFC7D5" w:sz="4"/>
+              <w:bottom w:val="single" w:color="BFC7D5" w:sz="4"/>
+              <w:right w:val="single" w:color="BFC7D5" w:sz="4"/>
+            </w:tcBorders>
+            <w:tcMar>
+              <w:top w:type="dxa" w:w="50"/>
+              <w:left w:type="dxa" w:w="80"/>
+              <w:bottom w:type="dxa" w:w="50"/>
+              <w:right w:type="dxa" w:w="80"/>
+            </w:tcMar>
+          </w:tcPr>
+          <w:p>
+            <w:pPr>
+              <w:jc w:val="left"/>
+            </w:pPr>
+            <w:r>
+              <w:rPr>
+                <w:rFonts w:ascii="Arial" w:cs="Arial" w:eastAsia="Microsoft YaHei" w:hAnsi="Arial"/>
+                <w:b w:val="false"/>
+                <w:bCs w:val="false"/>
+                <w:color w:val="D00000"/>
+                <w:sz w:val="19"/>
+                <w:szCs w:val="19"/>
+              </w:rPr>
+              <w:t xml:space="preserve">当前组织为单个节点时，默认填为该节点；为「全部授权范围」时，由用户在授权范围内选择</w:t>
+            </w:r>
+          </w:p>
+        </w:tc>
+      </w:tr>
+      <w:tr>
+        <w:tc>
+          <w:tcPr>
+            <w:tcW w:type="dxa" w:w="2000"/>
+            <w:tcBorders>
+              <w:top w:val="single" w:color="BFC7D5" w:sz="4"/>
+              <w:left w:val="single" w:color="BFC7D5" w:sz="4"/>
+              <w:bottom w:val="single" w:color="BFC7D5" w:sz="4"/>
+              <w:right w:val="single" w:color="BFC7D5" w:sz="4"/>
+            </w:tcBorders>
+            <w:tcMar>
+              <w:top w:type="dxa" w:w="50"/>
+              <w:left w:type="dxa" w:w="80"/>
+              <w:bottom w:type="dxa" w:w="50"/>
+              <w:right w:type="dxa" w:w="80"/>
+            </w:tcMar>
+          </w:tcPr>
+          <w:p>
+            <w:pPr>
+              <w:jc w:val="left"/>
+            </w:pPr>
+            <w:r>
+              <w:rPr>
+                <w:rFonts w:ascii="Arial" w:cs="Arial" w:eastAsia="Microsoft YaHei" w:hAnsi="Arial"/>
+                <w:b w:val="false"/>
+                <w:bCs w:val="false"/>
+                <w:color w:val="D00000"/>
+                <w:sz w:val="19"/>
+                <w:szCs w:val="19"/>
+              </w:rPr>
+              <w:t xml:space="preserve">切换入口</w:t>
+            </w:r>
+          </w:p>
+        </w:tc>
+        <w:tc>
+          <w:tcPr>
+            <w:tcW w:type="dxa" w:w="7906"/>
+            <w:tcBorders>
+              <w:top w:val="single" w:color="BFC7D5" w:sz="4"/>
+              <w:left w:val="single" w:color="BFC7D5" w:sz="4"/>
+              <w:bottom w:val="single" w:color="BFC7D5" w:sz="4"/>
+              <w:right w:val="single" w:color="BFC7D5" w:sz="4"/>
+            </w:tcBorders>
+            <w:tcMar>
+              <w:top w:type="dxa" w:w="50"/>
+              <w:left w:type="dxa" w:w="80"/>
+              <w:bottom w:type="dxa" w:w="50"/>
+              <w:right w:type="dxa" w:w="80"/>
+            </w:tcMar>
+          </w:tcPr>
+          <w:p>
+            <w:pPr>
+              <w:jc w:val="left"/>
+            </w:pPr>
+            <w:r>
+              <w:rPr>
+                <w:rFonts w:ascii="Arial" w:cs="Arial" w:eastAsia="Microsoft YaHei" w:hAnsi="Arial"/>
+                <w:b w:val="false"/>
+                <w:bCs w:val="false"/>
+                <w:color w:val="D00000"/>
+                <w:sz w:val="19"/>
+                <w:szCs w:val="19"/>
+              </w:rPr>
+              <w:t xml:space="preserve">右上角姓名旁显示「切换到教师端 / 切换到管理端」，仅可进入多个端的账号显示；切换不需重新登录，并记为「上次使用的端」；切换后当前组织恢复为「全部授权范围」</w:t>
+            </w:r>
+          </w:p>
+        </w:tc>
+      </w:tr>
+      <w:tr>
+        <w:tc>
+          <w:tcPr>
+            <w:tcW w:type="dxa" w:w="2000"/>
+            <w:tcBorders>
+              <w:top w:val="single" w:color="BFC7D5" w:sz="4"/>
+              <w:left w:val="single" w:color="BFC7D5" w:sz="4"/>
+              <w:bottom w:val="single" w:color="BFC7D5" w:sz="4"/>
+              <w:right w:val="single" w:color="BFC7D5" w:sz="4"/>
+            </w:tcBorders>
+            <w:tcMar>
+              <w:top w:type="dxa" w:w="50"/>
+              <w:left w:type="dxa" w:w="80"/>
+              <w:bottom w:type="dxa" w:w="50"/>
+              <w:right w:type="dxa" w:w="80"/>
+            </w:tcMar>
+          </w:tcPr>
+          <w:p>
+            <w:pPr>
+              <w:jc w:val="left"/>
+            </w:pPr>
+            <w:r>
+              <w:rPr>
+                <w:rFonts w:ascii="Arial" w:cs="Arial" w:eastAsia="Microsoft YaHei" w:hAnsi="Arial"/>
+                <w:b w:val="false"/>
+                <w:bCs w:val="false"/>
+                <w:color w:val="D00000"/>
+                <w:sz w:val="19"/>
+                <w:szCs w:val="19"/>
+              </w:rPr>
+              <w:t xml:space="preserve">身份展示</w:t>
+            </w:r>
+          </w:p>
+        </w:tc>
+        <w:tc>
+          <w:tcPr>
+            <w:tcW w:type="dxa" w:w="7906"/>
+            <w:tcBorders>
+              <w:top w:val="single" w:color="BFC7D5" w:sz="4"/>
+              <w:left w:val="single" w:color="BFC7D5" w:sz="4"/>
+              <w:bottom w:val="single" w:color="BFC7D5" w:sz="4"/>
+              <w:right w:val="single" w:color="BFC7D5" w:sz="4"/>
+            </w:tcBorders>
+            <w:tcMar>
+              <w:top w:type="dxa" w:w="50"/>
+              <w:left w:type="dxa" w:w="80"/>
+              <w:bottom w:type="dxa" w:w="50"/>
+              <w:right w:type="dxa" w:w="80"/>
+            </w:tcMar>
+          </w:tcPr>
+          <w:p>
+            <w:pPr>
+              <w:jc w:val="left"/>
+            </w:pPr>
+            <w:r>
+              <w:rPr>
+                <w:rFonts w:ascii="Arial" w:cs="Arial" w:eastAsia="Microsoft YaHei" w:hAnsi="Arial"/>
+                <w:b w:val="false"/>
+                <w:bCs w:val="false"/>
+                <w:color w:val="D00000"/>
+                <w:sz w:val="19"/>
+                <w:szCs w:val="19"/>
+              </w:rPr>
+              <w:t xml:space="preserve">右上角显示当前端下的角色及范围，悬停查看全部角色分配</w:t>
+            </w:r>
+          </w:p>
+        </w:tc>
+      </w:tr>
+      <w:tr>
+        <w:tc>
+          <w:tcPr>
+            <w:tcW w:type="dxa" w:w="2000"/>
+            <w:tcBorders>
+              <w:top w:val="single" w:color="BFC7D5" w:sz="4"/>
+              <w:left w:val="single" w:color="BFC7D5" w:sz="4"/>
+              <w:bottom w:val="single" w:color="BFC7D5" w:sz="4"/>
+              <w:right w:val="single" w:color="BFC7D5" w:sz="4"/>
+            </w:tcBorders>
+            <w:tcMar>
+              <w:top w:type="dxa" w:w="50"/>
+              <w:left w:type="dxa" w:w="80"/>
+              <w:bottom w:type="dxa" w:w="50"/>
+              <w:right w:type="dxa" w:w="80"/>
+            </w:tcMar>
+          </w:tcPr>
+          <w:p>
+            <w:pPr>
+              <w:jc w:val="left"/>
+            </w:pPr>
+            <w:r>
+              <w:rPr>
+                <w:rFonts w:ascii="Arial" w:cs="Arial" w:eastAsia="Microsoft YaHei" w:hAnsi="Arial"/>
+                <w:b w:val="false"/>
+                <w:bCs w:val="false"/>
+                <w:color w:val="D00000"/>
+                <w:sz w:val="19"/>
+                <w:szCs w:val="19"/>
+              </w:rPr>
+              <w:t xml:space="preserve">学生账号</w:t>
+            </w:r>
+          </w:p>
+        </w:tc>
+        <w:tc>
+          <w:tcPr>
+            <w:tcW w:type="dxa" w:w="7906"/>
+            <w:tcBorders>
+              <w:top w:val="single" w:color="BFC7D5" w:sz="4"/>
+              <w:left w:val="single" w:color="BFC7D5" w:sz="4"/>
+              <w:bottom w:val="single" w:color="BFC7D5" w:sz="4"/>
+              <w:right w:val="single" w:color="BFC7D5" w:sz="4"/>
+            </w:tcBorders>
+            <w:tcMar>
+              <w:top w:type="dxa" w:w="50"/>
+              <w:left w:type="dxa" w:w="80"/>
+              <w:bottom w:type="dxa" w:w="50"/>
+              <w:right w:type="dxa" w:w="80"/>
+            </w:tcMar>
+          </w:tcPr>
+          <w:p>
+            <w:pPr>
+              <w:jc w:val="left"/>
+            </w:pPr>
+            <w:r>
+              <w:rPr>
+                <w:rFonts w:ascii="Arial" w:cs="Arial" w:eastAsia="Microsoft YaHei" w:hAnsi="Arial"/>
+                <w:b w:val="false"/>
+                <w:bCs w:val="false"/>
+                <w:color w:val="D00000"/>
+                <w:sz w:val="19"/>
+                <w:szCs w:val="19"/>
+              </w:rPr>
+              <w:t xml:space="preserve">角色固定为学生，不与教职工角色混用，不涉及切端</w:t>
+            </w:r>
+          </w:p>
+        </w:tc>
+      </w:tr>
+    </w:tbl>
+    <w:p>
+      <w:pPr>
         <w:pStyle w:val="Heading2"/>
         <w:spacing w:after="120" w:before="220"/>
       </w:pPr>
@@ -13275,13 +14187,6 @@
           <w:rFonts w:ascii="Arial" w:cs="Arial" w:eastAsia="Microsoft YaHei" w:hAnsi="Arial"/>
         </w:rPr>
         <w:t xml:space="preserve">7. 教学范围</w:t>
-      </w:r>
-      <w:r>
-        <w:rPr>
-          <w:rFonts w:ascii="Arial" w:cs="Arial" w:eastAsia="Microsoft YaHei" w:hAnsi="Arial"/>
-          <w:color w:val="D00000"/>
-        </w:rPr>
-        <w:t xml:space="preserve">与内容共享</w:t>
       </w:r>
     </w:p>
     <w:p>
@@ -13448,241 +14353,19 @@
           <w:rFonts w:ascii="Arial" w:cs="Arial" w:eastAsia="Microsoft YaHei" w:hAnsi="Arial"/>
           <w:color w:val="D00000"/>
         </w:rPr>
-        <w:t xml:space="preserve">7.2 跨组织内容共享</w:t>
+        <w:t xml:space="preserve">7.2 内容共享（已移出）</w:t>
       </w:r>
     </w:p>
     <w:p>
       <w:pPr>
-        <w:pStyle w:val="ListParagraph"/>
-        <w:numPr>
-          <w:ilvl w:val="0"/>
-          <w:numId w:val="2"/>
-        </w:numPr>
-        <w:spacing w:after="60" w:line="300"/>
+        <w:spacing w:after="100" w:line="300"/>
       </w:pPr>
       <w:r>
         <w:rPr>
           <w:rFonts w:ascii="Arial" w:cs="Arial" w:eastAsia="Microsoft YaHei" w:hAnsi="Arial"/>
           <w:color w:val="D00000"/>
         </w:rPr>
-        <w:t xml:space="preserve">可共享的内容：课件、教案、题库（试题 / 试卷）、教学素材（含 AI 生成的图片、视频）。学情分析、成绩分析等含学生个人信息的内容不提供共享入口。</w:t>
-      </w:r>
-    </w:p>
-    <w:p>
-      <w:pPr>
-        <w:pStyle w:val="ListParagraph"/>
-        <w:numPr>
-          <w:ilvl w:val="0"/>
-          <w:numId w:val="2"/>
-        </w:numPr>
-        <w:spacing w:after="60" w:line="300"/>
-      </w:pPr>
-      <w:r>
-        <w:rPr>
-          <w:rFonts w:ascii="Arial" w:cs="Arial" w:eastAsia="Microsoft YaHei" w:hAnsi="Arial"/>
-          <w:color w:val="D00000"/>
-        </w:rPr>
-        <w:t xml:space="preserve">共享对象：作者可共享给「指定教师」或「指定组织节点及下级」的教师，不受作者自身所属组织和教学范围限制。</w:t>
-      </w:r>
-    </w:p>
-    <w:p>
-      <w:pPr>
-        <w:pStyle w:val="ListParagraph"/>
-        <w:numPr>
-          <w:ilvl w:val="0"/>
-          <w:numId w:val="2"/>
-        </w:numPr>
-        <w:spacing w:after="60" w:line="300"/>
-      </w:pPr>
-      <w:r>
-        <w:rPr>
-          <w:rFonts w:ascii="Arial" w:cs="Arial" w:eastAsia="Microsoft YaHei" w:hAnsi="Arial"/>
-          <w:color w:val="D00000"/>
-        </w:rPr>
-        <w:t xml:space="preserve">接收人只能查看和「复制到我的资源」；复制出的副本归接收人所有，可自由修改；原件只有作者能修改。</w:t>
-      </w:r>
-    </w:p>
-    <w:p>
-      <w:pPr>
-        <w:pStyle w:val="ListParagraph"/>
-        <w:numPr>
-          <w:ilvl w:val="0"/>
-          <w:numId w:val="2"/>
-        </w:numPr>
-        <w:spacing w:after="60" w:line="300"/>
-      </w:pPr>
-      <w:r>
-        <w:rPr>
-          <w:rFonts w:ascii="Arial" w:cs="Arial" w:eastAsia="Microsoft YaHei" w:hAnsi="Arial"/>
-          <w:color w:val="D00000"/>
-        </w:rPr>
-        <w:t xml:space="preserve">作者可随时撤回共享；撤回后接收人看不到原件，已复制的副本保留。</w:t>
-      </w:r>
-    </w:p>
-    <w:p>
-      <w:pPr>
-        <w:pStyle w:val="ListParagraph"/>
-        <w:numPr>
-          <w:ilvl w:val="0"/>
-          <w:numId w:val="2"/>
-        </w:numPr>
-        <w:spacing w:after="60" w:line="300"/>
-      </w:pPr>
-      <w:r>
-        <w:rPr>
-          <w:rFonts w:ascii="Arial" w:cs="Arial" w:eastAsia="Microsoft YaHei" w:hAnsi="Arial"/>
-          <w:color w:val="D00000"/>
-        </w:rPr>
-        <w:t xml:space="preserve">校本资源库（全校共享）：作者提交「推荐到校本资源库」，由范围覆盖作者的组织管理员或教务发布；发布前其他人不可见；组织管理员、教务和作者均可撤下。</w:t>
-      </w:r>
-    </w:p>
-    <w:p>
-      <w:pPr>
-        <w:pStyle w:val="ListParagraph"/>
-        <w:numPr>
-          <w:ilvl w:val="0"/>
-          <w:numId w:val="2"/>
-        </w:numPr>
-        <w:spacing w:after="60" w:line="300"/>
-      </w:pPr>
-      <w:r>
-        <w:rPr>
-          <w:rFonts w:ascii="Arial" w:cs="Arial" w:eastAsia="Microsoft YaHei" w:hAnsi="Arial"/>
-          <w:color w:val="D00000"/>
-        </w:rPr>
-        <w:t xml:space="preserve">共享只开放这一份内容，不改变接收人的数据范围和教学范围。</w:t>
-      </w:r>
-    </w:p>
-    <w:p>
-      <w:pPr>
-        <w:pStyle w:val="ListParagraph"/>
-        <w:numPr>
-          <w:ilvl w:val="0"/>
-          <w:numId w:val="2"/>
-        </w:numPr>
-        <w:spacing w:after="60" w:line="300"/>
-      </w:pPr>
-      <w:r>
-        <w:rPr>
-          <w:rFonts w:ascii="Arial" w:cs="Arial" w:eastAsia="Microsoft YaHei" w:hAnsi="Arial"/>
-          <w:color w:val="D00000"/>
-        </w:rPr>
-        <w:t xml:space="preserve">共享、撤回、推荐、发布、撤下、复制均记审计。</w:t>
-      </w:r>
-    </w:p>
-    <w:p>
-      <w:pPr>
-        <w:pStyle w:val="ListParagraph"/>
-        <w:numPr>
-          <w:ilvl w:val="0"/>
-          <w:numId w:val="2"/>
-        </w:numPr>
-        <w:spacing w:after="60" w:line="300"/>
-      </w:pPr>
-      <w:r>
-        <w:rPr>
-          <w:rFonts w:ascii="Arial" w:cs="Arial" w:eastAsia="Microsoft YaHei" w:hAnsi="Arial"/>
-          <w:color w:val="D00000"/>
-        </w:rPr>
-        <w:t xml:space="preserve">本期不做多人协作编辑同一份内容。</w:t>
-      </w:r>
-    </w:p>
-    <w:p>
-      <w:pPr>
-        <w:pStyle w:val="Heading2"/>
-        <w:spacing w:after="120" w:before="220"/>
-      </w:pPr>
-      <w:r>
-        <w:rPr>
-          <w:rFonts w:ascii="Arial" w:cs="Arial" w:eastAsia="Microsoft YaHei" w:hAnsi="Arial"/>
-          <w:color w:val="D00000"/>
-        </w:rPr>
-        <w:t xml:space="preserve">7.3 内容共享验收</w:t>
-      </w:r>
-    </w:p>
-    <w:p>
-      <w:pPr>
-        <w:pStyle w:val="ListParagraph"/>
-        <w:numPr>
-          <w:ilvl w:val="0"/>
-          <w:numId w:val="6"/>
-        </w:numPr>
-        <w:spacing w:after="60" w:line="300"/>
-      </w:pPr>
-      <w:r>
-        <w:rPr>
-          <w:rFonts w:ascii="Arial" w:cs="Arial" w:eastAsia="Microsoft YaHei" w:hAnsi="Arial"/>
-          <w:color w:val="D00000"/>
-        </w:rPr>
-        <w:t xml:space="preserve">公共基础部教师把课件共享给「学院 2」节点后，学院 2 及其下级的教师能查看并复制，学院 3 的教师看不到。</w:t>
-      </w:r>
-    </w:p>
-    <w:p>
-      <w:pPr>
-        <w:pStyle w:val="ListParagraph"/>
-        <w:numPr>
-          <w:ilvl w:val="0"/>
-          <w:numId w:val="6"/>
-        </w:numPr>
-        <w:spacing w:after="60" w:line="300"/>
-      </w:pPr>
-      <w:r>
-        <w:rPr>
-          <w:rFonts w:ascii="Arial" w:cs="Arial" w:eastAsia="Microsoft YaHei" w:hAnsi="Arial"/>
-          <w:color w:val="D00000"/>
-        </w:rPr>
-        <w:t xml:space="preserve">接收人修改复制出的副本后，作者的原件不变。</w:t>
-      </w:r>
-    </w:p>
-    <w:p>
-      <w:pPr>
-        <w:pStyle w:val="ListParagraph"/>
-        <w:numPr>
-          <w:ilvl w:val="0"/>
-          <w:numId w:val="6"/>
-        </w:numPr>
-        <w:spacing w:after="60" w:line="300"/>
-      </w:pPr>
-      <w:r>
-        <w:rPr>
-          <w:rFonts w:ascii="Arial" w:cs="Arial" w:eastAsia="Microsoft YaHei" w:hAnsi="Arial"/>
-          <w:color w:val="D00000"/>
-        </w:rPr>
-        <w:t xml:space="preserve">作者推荐到校本资源库后，在组织管理员或教务发布前，其他教师在校本资源库中看不到。</w:t>
-      </w:r>
-    </w:p>
-    <w:p>
-      <w:pPr>
-        <w:pStyle w:val="ListParagraph"/>
-        <w:numPr>
-          <w:ilvl w:val="0"/>
-          <w:numId w:val="6"/>
-        </w:numPr>
-        <w:spacing w:after="60" w:line="300"/>
-      </w:pPr>
-      <w:r>
-        <w:rPr>
-          <w:rFonts w:ascii="Arial" w:cs="Arial" w:eastAsia="Microsoft YaHei" w:hAnsi="Arial"/>
-          <w:color w:val="D00000"/>
-        </w:rPr>
-        <w:t xml:space="preserve">作者撤回共享后，接收人看不到原件，已复制的副本仍在。</w:t>
-      </w:r>
-    </w:p>
-    <w:p>
-      <w:pPr>
-        <w:pStyle w:val="ListParagraph"/>
-        <w:numPr>
-          <w:ilvl w:val="0"/>
-          <w:numId w:val="6"/>
-        </w:numPr>
-        <w:spacing w:after="60" w:line="300"/>
-      </w:pPr>
-      <w:r>
-        <w:rPr>
-          <w:rFonts w:ascii="Arial" w:cs="Arial" w:eastAsia="Microsoft YaHei" w:hAnsi="Arial"/>
-          <w:color w:val="D00000"/>
-        </w:rPr>
-        <w:t xml:space="preserve">学情分析、成绩分析类内容没有共享入口。</w:t>
+        <w:t xml:space="preserve">内容共享与资源库已由平台其他模块实现，不在本方案范围内。</w:t>
       </w:r>
     </w:p>
     <w:p>
@@ -13710,7 +14393,7 @@
           <w:sz w:val="19"/>
           <w:szCs w:val="19"/>
         </w:rPr>
-        <w:t xml:space="preserve">M1–M6 之后的五行为本次新增的学生管理与内容共享功能。</w:t>
+        <w:t xml:space="preserve">M1–M6 之后的两行为本次新增的学生管理功能。</w:t>
       </w:r>
     </w:p>
     <w:p>
@@ -24834,1299 +25517,6 @@
                 <w:szCs w:val="15"/>
               </w:rPr>
               <w:t xml:space="preserve">▽(本基地课)</w:t>
-            </w:r>
-          </w:p>
-        </w:tc>
-      </w:tr>
-      <w:tr>
-        <w:tc>
-          <w:tcPr>
-            <w:tcW w:type="dxa" w:w="1506"/>
-            <w:tcBorders>
-              <w:top w:val="single" w:color="BFC7D5" w:sz="4"/>
-              <w:left w:val="single" w:color="BFC7D5" w:sz="4"/>
-              <w:bottom w:val="single" w:color="BFC7D5" w:sz="4"/>
-              <w:right w:val="single" w:color="BFC7D5" w:sz="4"/>
-            </w:tcBorders>
-            <w:tcMar>
-              <w:top w:type="dxa" w:w="50"/>
-              <w:left w:type="dxa" w:w="80"/>
-              <w:bottom w:type="dxa" w:w="50"/>
-              <w:right w:type="dxa" w:w="80"/>
-            </w:tcMar>
-          </w:tcPr>
-          <w:p>
-            <w:pPr>
-              <w:jc w:val="left"/>
-            </w:pPr>
-            <w:r>
-              <w:rPr>
-                <w:rFonts w:ascii="Arial" w:cs="Arial" w:eastAsia="Microsoft YaHei" w:hAnsi="Arial"/>
-                <w:b w:val="false"/>
-                <w:bCs w:val="false"/>
-                <w:color w:val="D00000"/>
-                <w:sz w:val="15"/>
-                <w:szCs w:val="15"/>
-              </w:rPr>
-              <w:t xml:space="preserve">内容共享（指定教师 / 组织）</w:t>
-            </w:r>
-          </w:p>
-        </w:tc>
-        <w:tc>
-          <w:tcPr>
-            <w:tcW w:type="dxa" w:w="700"/>
-            <w:tcBorders>
-              <w:top w:val="single" w:color="BFC7D5" w:sz="4"/>
-              <w:left w:val="single" w:color="BFC7D5" w:sz="4"/>
-              <w:bottom w:val="single" w:color="BFC7D5" w:sz="4"/>
-              <w:right w:val="single" w:color="BFC7D5" w:sz="4"/>
-            </w:tcBorders>
-            <w:tcMar>
-              <w:top w:type="dxa" w:w="50"/>
-              <w:left w:type="dxa" w:w="80"/>
-              <w:bottom w:type="dxa" w:w="50"/>
-              <w:right w:type="dxa" w:w="80"/>
-            </w:tcMar>
-          </w:tcPr>
-          <w:p>
-            <w:pPr>
-              <w:jc w:val="center"/>
-            </w:pPr>
-            <w:r>
-              <w:rPr>
-                <w:rFonts w:ascii="Arial" w:cs="Arial" w:eastAsia="Microsoft YaHei" w:hAnsi="Arial"/>
-                <w:b w:val="false"/>
-                <w:bCs w:val="false"/>
-                <w:color w:val="D00000"/>
-                <w:sz w:val="15"/>
-                <w:szCs w:val="15"/>
-              </w:rPr>
-              <w:t xml:space="preserve">●</w:t>
-            </w:r>
-          </w:p>
-        </w:tc>
-        <w:tc>
-          <w:tcPr>
-            <w:tcW w:type="dxa" w:w="700"/>
-            <w:tcBorders>
-              <w:top w:val="single" w:color="BFC7D5" w:sz="4"/>
-              <w:left w:val="single" w:color="BFC7D5" w:sz="4"/>
-              <w:bottom w:val="single" w:color="BFC7D5" w:sz="4"/>
-              <w:right w:val="single" w:color="BFC7D5" w:sz="4"/>
-            </w:tcBorders>
-            <w:tcMar>
-              <w:top w:type="dxa" w:w="50"/>
-              <w:left w:type="dxa" w:w="80"/>
-              <w:bottom w:type="dxa" w:w="50"/>
-              <w:right w:type="dxa" w:w="80"/>
-            </w:tcMar>
-          </w:tcPr>
-          <w:p>
-            <w:pPr>
-              <w:jc w:val="center"/>
-            </w:pPr>
-            <w:r>
-              <w:rPr>
-                <w:rFonts w:ascii="Arial" w:cs="Arial" w:eastAsia="Microsoft YaHei" w:hAnsi="Arial"/>
-                <w:b w:val="false"/>
-                <w:bCs w:val="false"/>
-                <w:color w:val="D00000"/>
-                <w:sz w:val="15"/>
-                <w:szCs w:val="15"/>
-              </w:rPr>
-              <w:t xml:space="preserve">◐</w:t>
-            </w:r>
-          </w:p>
-        </w:tc>
-        <w:tc>
-          <w:tcPr>
-            <w:tcW w:type="dxa" w:w="700"/>
-            <w:tcBorders>
-              <w:top w:val="single" w:color="BFC7D5" w:sz="4"/>
-              <w:left w:val="single" w:color="BFC7D5" w:sz="4"/>
-              <w:bottom w:val="single" w:color="BFC7D5" w:sz="4"/>
-              <w:right w:val="single" w:color="BFC7D5" w:sz="4"/>
-            </w:tcBorders>
-            <w:tcMar>
-              <w:top w:type="dxa" w:w="50"/>
-              <w:left w:type="dxa" w:w="80"/>
-              <w:bottom w:type="dxa" w:w="50"/>
-              <w:right w:type="dxa" w:w="80"/>
-            </w:tcMar>
-          </w:tcPr>
-          <w:p>
-            <w:pPr>
-              <w:jc w:val="center"/>
-            </w:pPr>
-            <w:r>
-              <w:rPr>
-                <w:rFonts w:ascii="Arial" w:cs="Arial" w:eastAsia="Microsoft YaHei" w:hAnsi="Arial"/>
-                <w:b w:val="false"/>
-                <w:bCs w:val="false"/>
-                <w:color w:val="D00000"/>
-                <w:sz w:val="15"/>
-                <w:szCs w:val="15"/>
-              </w:rPr>
-              <w:t xml:space="preserve">◐</w:t>
-            </w:r>
-          </w:p>
-        </w:tc>
-        <w:tc>
-          <w:tcPr>
-            <w:tcW w:type="dxa" w:w="700"/>
-            <w:tcBorders>
-              <w:top w:val="single" w:color="BFC7D5" w:sz="4"/>
-              <w:left w:val="single" w:color="BFC7D5" w:sz="4"/>
-              <w:bottom w:val="single" w:color="BFC7D5" w:sz="4"/>
-              <w:right w:val="single" w:color="BFC7D5" w:sz="4"/>
-            </w:tcBorders>
-            <w:tcMar>
-              <w:top w:type="dxa" w:w="50"/>
-              <w:left w:type="dxa" w:w="80"/>
-              <w:bottom w:type="dxa" w:w="50"/>
-              <w:right w:type="dxa" w:w="80"/>
-            </w:tcMar>
-          </w:tcPr>
-          <w:p>
-            <w:pPr>
-              <w:jc w:val="center"/>
-            </w:pPr>
-            <w:r>
-              <w:rPr>
-                <w:rFonts w:ascii="Arial" w:cs="Arial" w:eastAsia="Microsoft YaHei" w:hAnsi="Arial"/>
-                <w:b w:val="false"/>
-                <w:bCs w:val="false"/>
-                <w:color w:val="D00000"/>
-                <w:sz w:val="15"/>
-                <w:szCs w:val="15"/>
-              </w:rPr>
-              <w:t xml:space="preserve">◐</w:t>
-            </w:r>
-          </w:p>
-        </w:tc>
-        <w:tc>
-          <w:tcPr>
-            <w:tcW w:type="dxa" w:w="700"/>
-            <w:tcBorders>
-              <w:top w:val="single" w:color="BFC7D5" w:sz="4"/>
-              <w:left w:val="single" w:color="BFC7D5" w:sz="4"/>
-              <w:bottom w:val="single" w:color="BFC7D5" w:sz="4"/>
-              <w:right w:val="single" w:color="BFC7D5" w:sz="4"/>
-            </w:tcBorders>
-            <w:tcMar>
-              <w:top w:type="dxa" w:w="50"/>
-              <w:left w:type="dxa" w:w="80"/>
-              <w:bottom w:type="dxa" w:w="50"/>
-              <w:right w:type="dxa" w:w="80"/>
-            </w:tcMar>
-          </w:tcPr>
-          <w:p>
-            <w:pPr>
-              <w:jc w:val="center"/>
-            </w:pPr>
-            <w:r>
-              <w:rPr>
-                <w:rFonts w:ascii="Arial" w:cs="Arial" w:eastAsia="Microsoft YaHei" w:hAnsi="Arial"/>
-                <w:b w:val="false"/>
-                <w:bCs w:val="false"/>
-                <w:color w:val="D00000"/>
-                <w:sz w:val="15"/>
-                <w:szCs w:val="15"/>
-              </w:rPr>
-              <w:t xml:space="preserve">—</w:t>
-            </w:r>
-          </w:p>
-        </w:tc>
-        <w:tc>
-          <w:tcPr>
-            <w:tcW w:type="dxa" w:w="700"/>
-            <w:tcBorders>
-              <w:top w:val="single" w:color="BFC7D5" w:sz="4"/>
-              <w:left w:val="single" w:color="BFC7D5" w:sz="4"/>
-              <w:bottom w:val="single" w:color="BFC7D5" w:sz="4"/>
-              <w:right w:val="single" w:color="BFC7D5" w:sz="4"/>
-            </w:tcBorders>
-            <w:tcMar>
-              <w:top w:type="dxa" w:w="50"/>
-              <w:left w:type="dxa" w:w="80"/>
-              <w:bottom w:type="dxa" w:w="50"/>
-              <w:right w:type="dxa" w:w="80"/>
-            </w:tcMar>
-          </w:tcPr>
-          <w:p>
-            <w:pPr>
-              <w:jc w:val="center"/>
-            </w:pPr>
-            <w:r>
-              <w:rPr>
-                <w:rFonts w:ascii="Arial" w:cs="Arial" w:eastAsia="Microsoft YaHei" w:hAnsi="Arial"/>
-                <w:b w:val="false"/>
-                <w:bCs w:val="false"/>
-                <w:color w:val="D00000"/>
-                <w:sz w:val="15"/>
-                <w:szCs w:val="15"/>
-              </w:rPr>
-              <w:t xml:space="preserve">—</w:t>
-            </w:r>
-          </w:p>
-        </w:tc>
-        <w:tc>
-          <w:tcPr>
-            <w:tcW w:type="dxa" w:w="700"/>
-            <w:tcBorders>
-              <w:top w:val="single" w:color="BFC7D5" w:sz="4"/>
-              <w:left w:val="single" w:color="BFC7D5" w:sz="4"/>
-              <w:bottom w:val="single" w:color="BFC7D5" w:sz="4"/>
-              <w:right w:val="single" w:color="BFC7D5" w:sz="4"/>
-            </w:tcBorders>
-            <w:tcMar>
-              <w:top w:type="dxa" w:w="50"/>
-              <w:left w:type="dxa" w:w="80"/>
-              <w:bottom w:type="dxa" w:w="50"/>
-              <w:right w:type="dxa" w:w="80"/>
-            </w:tcMar>
-          </w:tcPr>
-          <w:p>
-            <w:pPr>
-              <w:jc w:val="center"/>
-            </w:pPr>
-            <w:r>
-              <w:rPr>
-                <w:rFonts w:ascii="Arial" w:cs="Arial" w:eastAsia="Microsoft YaHei" w:hAnsi="Arial"/>
-                <w:b w:val="false"/>
-                <w:bCs w:val="false"/>
-                <w:color w:val="D00000"/>
-                <w:sz w:val="15"/>
-                <w:szCs w:val="15"/>
-              </w:rPr>
-              <w:t xml:space="preserve">—</w:t>
-            </w:r>
-          </w:p>
-        </w:tc>
-        <w:tc>
-          <w:tcPr>
-            <w:tcW w:type="dxa" w:w="700"/>
-            <w:tcBorders>
-              <w:top w:val="single" w:color="BFC7D5" w:sz="4"/>
-              <w:left w:val="single" w:color="BFC7D5" w:sz="4"/>
-              <w:bottom w:val="single" w:color="BFC7D5" w:sz="4"/>
-              <w:right w:val="single" w:color="BFC7D5" w:sz="4"/>
-            </w:tcBorders>
-            <w:tcMar>
-              <w:top w:type="dxa" w:w="50"/>
-              <w:left w:type="dxa" w:w="80"/>
-              <w:bottom w:type="dxa" w:w="50"/>
-              <w:right w:type="dxa" w:w="80"/>
-            </w:tcMar>
-          </w:tcPr>
-          <w:p>
-            <w:pPr>
-              <w:jc w:val="center"/>
-            </w:pPr>
-            <w:r>
-              <w:rPr>
-                <w:rFonts w:ascii="Arial" w:cs="Arial" w:eastAsia="Microsoft YaHei" w:hAnsi="Arial"/>
-                <w:b w:val="false"/>
-                <w:bCs w:val="false"/>
-                <w:color w:val="D00000"/>
-                <w:sz w:val="15"/>
-                <w:szCs w:val="15"/>
-              </w:rPr>
-              <w:t xml:space="preserve">◐</w:t>
-            </w:r>
-          </w:p>
-        </w:tc>
-        <w:tc>
-          <w:tcPr>
-            <w:tcW w:type="dxa" w:w="700"/>
-            <w:tcBorders>
-              <w:top w:val="single" w:color="BFC7D5" w:sz="4"/>
-              <w:left w:val="single" w:color="BFC7D5" w:sz="4"/>
-              <w:bottom w:val="single" w:color="BFC7D5" w:sz="4"/>
-              <w:right w:val="single" w:color="BFC7D5" w:sz="4"/>
-            </w:tcBorders>
-            <w:tcMar>
-              <w:top w:type="dxa" w:w="50"/>
-              <w:left w:type="dxa" w:w="80"/>
-              <w:bottom w:type="dxa" w:w="50"/>
-              <w:right w:type="dxa" w:w="80"/>
-            </w:tcMar>
-          </w:tcPr>
-          <w:p>
-            <w:pPr>
-              <w:jc w:val="center"/>
-            </w:pPr>
-            <w:r>
-              <w:rPr>
-                <w:rFonts w:ascii="Arial" w:cs="Arial" w:eastAsia="Microsoft YaHei" w:hAnsi="Arial"/>
-                <w:b w:val="false"/>
-                <w:bCs w:val="false"/>
-                <w:color w:val="D00000"/>
-                <w:sz w:val="15"/>
-                <w:szCs w:val="15"/>
-              </w:rPr>
-              <w:t xml:space="preserve">—</w:t>
-            </w:r>
-          </w:p>
-        </w:tc>
-        <w:tc>
-          <w:tcPr>
-            <w:tcW w:type="dxa" w:w="700"/>
-            <w:tcBorders>
-              <w:top w:val="single" w:color="BFC7D5" w:sz="4"/>
-              <w:left w:val="single" w:color="BFC7D5" w:sz="4"/>
-              <w:bottom w:val="single" w:color="BFC7D5" w:sz="4"/>
-              <w:right w:val="single" w:color="BFC7D5" w:sz="4"/>
-            </w:tcBorders>
-            <w:tcMar>
-              <w:top w:type="dxa" w:w="50"/>
-              <w:left w:type="dxa" w:w="80"/>
-              <w:bottom w:type="dxa" w:w="50"/>
-              <w:right w:type="dxa" w:w="80"/>
-            </w:tcMar>
-          </w:tcPr>
-          <w:p>
-            <w:pPr>
-              <w:jc w:val="center"/>
-            </w:pPr>
-            <w:r>
-              <w:rPr>
-                <w:rFonts w:ascii="Arial" w:cs="Arial" w:eastAsia="Microsoft YaHei" w:hAnsi="Arial"/>
-                <w:b w:val="false"/>
-                <w:bCs w:val="false"/>
-                <w:color w:val="D00000"/>
-                <w:sz w:val="15"/>
-                <w:szCs w:val="15"/>
-              </w:rPr>
-              <w:t xml:space="preserve">—</w:t>
-            </w:r>
-          </w:p>
-        </w:tc>
-        <w:tc>
-          <w:tcPr>
-            <w:tcW w:type="dxa" w:w="700"/>
-            <w:tcBorders>
-              <w:top w:val="single" w:color="BFC7D5" w:sz="4"/>
-              <w:left w:val="single" w:color="BFC7D5" w:sz="4"/>
-              <w:bottom w:val="single" w:color="BFC7D5" w:sz="4"/>
-              <w:right w:val="single" w:color="BFC7D5" w:sz="4"/>
-            </w:tcBorders>
-            <w:tcMar>
-              <w:top w:type="dxa" w:w="50"/>
-              <w:left w:type="dxa" w:w="80"/>
-              <w:bottom w:type="dxa" w:w="50"/>
-              <w:right w:type="dxa" w:w="80"/>
-            </w:tcMar>
-          </w:tcPr>
-          <w:p>
-            <w:pPr>
-              <w:jc w:val="center"/>
-            </w:pPr>
-            <w:r>
-              <w:rPr>
-                <w:rFonts w:ascii="Arial" w:cs="Arial" w:eastAsia="Microsoft YaHei" w:hAnsi="Arial"/>
-                <w:b w:val="false"/>
-                <w:bCs w:val="false"/>
-                <w:color w:val="D00000"/>
-                <w:sz w:val="15"/>
-                <w:szCs w:val="15"/>
-              </w:rPr>
-              <w:t xml:space="preserve">—</w:t>
-            </w:r>
-          </w:p>
-        </w:tc>
-        <w:tc>
-          <w:tcPr>
-            <w:tcW w:type="dxa" w:w="700"/>
-            <w:tcBorders>
-              <w:top w:val="single" w:color="BFC7D5" w:sz="4"/>
-              <w:left w:val="single" w:color="BFC7D5" w:sz="4"/>
-              <w:bottom w:val="single" w:color="BFC7D5" w:sz="4"/>
-              <w:right w:val="single" w:color="BFC7D5" w:sz="4"/>
-            </w:tcBorders>
-            <w:tcMar>
-              <w:top w:type="dxa" w:w="50"/>
-              <w:left w:type="dxa" w:w="80"/>
-              <w:bottom w:type="dxa" w:w="50"/>
-              <w:right w:type="dxa" w:w="80"/>
-            </w:tcMar>
-          </w:tcPr>
-          <w:p>
-            <w:pPr>
-              <w:jc w:val="center"/>
-            </w:pPr>
-            <w:r>
-              <w:rPr>
-                <w:rFonts w:ascii="Arial" w:cs="Arial" w:eastAsia="Microsoft YaHei" w:hAnsi="Arial"/>
-                <w:b w:val="false"/>
-                <w:bCs w:val="false"/>
-                <w:color w:val="D00000"/>
-                <w:sz w:val="15"/>
-                <w:szCs w:val="15"/>
-              </w:rPr>
-              <w:t xml:space="preserve">◐</w:t>
-            </w:r>
-          </w:p>
-        </w:tc>
-      </w:tr>
-      <w:tr>
-        <w:tc>
-          <w:tcPr>
-            <w:tcW w:type="dxa" w:w="1506"/>
-            <w:tcBorders>
-              <w:top w:val="single" w:color="BFC7D5" w:sz="4"/>
-              <w:left w:val="single" w:color="BFC7D5" w:sz="4"/>
-              <w:bottom w:val="single" w:color="BFC7D5" w:sz="4"/>
-              <w:right w:val="single" w:color="BFC7D5" w:sz="4"/>
-            </w:tcBorders>
-            <w:tcMar>
-              <w:top w:type="dxa" w:w="50"/>
-              <w:left w:type="dxa" w:w="80"/>
-              <w:bottom w:type="dxa" w:w="50"/>
-              <w:right w:type="dxa" w:w="80"/>
-            </w:tcMar>
-          </w:tcPr>
-          <w:p>
-            <w:pPr>
-              <w:jc w:val="left"/>
-            </w:pPr>
-            <w:r>
-              <w:rPr>
-                <w:rFonts w:ascii="Arial" w:cs="Arial" w:eastAsia="Microsoft YaHei" w:hAnsi="Arial"/>
-                <w:b w:val="false"/>
-                <w:bCs w:val="false"/>
-                <w:color w:val="D00000"/>
-                <w:sz w:val="15"/>
-                <w:szCs w:val="15"/>
-              </w:rPr>
-              <w:t xml:space="preserve">发布到校本资源库</w:t>
-            </w:r>
-          </w:p>
-        </w:tc>
-        <w:tc>
-          <w:tcPr>
-            <w:tcW w:type="dxa" w:w="700"/>
-            <w:tcBorders>
-              <w:top w:val="single" w:color="BFC7D5" w:sz="4"/>
-              <w:left w:val="single" w:color="BFC7D5" w:sz="4"/>
-              <w:bottom w:val="single" w:color="BFC7D5" w:sz="4"/>
-              <w:right w:val="single" w:color="BFC7D5" w:sz="4"/>
-            </w:tcBorders>
-            <w:tcMar>
-              <w:top w:type="dxa" w:w="50"/>
-              <w:left w:type="dxa" w:w="80"/>
-              <w:bottom w:type="dxa" w:w="50"/>
-              <w:right w:type="dxa" w:w="80"/>
-            </w:tcMar>
-          </w:tcPr>
-          <w:p>
-            <w:pPr>
-              <w:jc w:val="center"/>
-            </w:pPr>
-            <w:r>
-              <w:rPr>
-                <w:rFonts w:ascii="Arial" w:cs="Arial" w:eastAsia="Microsoft YaHei" w:hAnsi="Arial"/>
-                <w:b w:val="false"/>
-                <w:bCs w:val="false"/>
-                <w:color w:val="D00000"/>
-                <w:sz w:val="15"/>
-                <w:szCs w:val="15"/>
-              </w:rPr>
-              <w:t xml:space="preserve">●</w:t>
-            </w:r>
-          </w:p>
-        </w:tc>
-        <w:tc>
-          <w:tcPr>
-            <w:tcW w:type="dxa" w:w="700"/>
-            <w:tcBorders>
-              <w:top w:val="single" w:color="BFC7D5" w:sz="4"/>
-              <w:left w:val="single" w:color="BFC7D5" w:sz="4"/>
-              <w:bottom w:val="single" w:color="BFC7D5" w:sz="4"/>
-              <w:right w:val="single" w:color="BFC7D5" w:sz="4"/>
-            </w:tcBorders>
-            <w:tcMar>
-              <w:top w:type="dxa" w:w="50"/>
-              <w:left w:type="dxa" w:w="80"/>
-              <w:bottom w:type="dxa" w:w="50"/>
-              <w:right w:type="dxa" w:w="80"/>
-            </w:tcMar>
-          </w:tcPr>
-          <w:p>
-            <w:pPr>
-              <w:jc w:val="center"/>
-            </w:pPr>
-            <w:r>
-              <w:rPr>
-                <w:rFonts w:ascii="Arial" w:cs="Arial" w:eastAsia="Microsoft YaHei" w:hAnsi="Arial"/>
-                <w:b w:val="false"/>
-                <w:bCs w:val="false"/>
-                <w:color w:val="D00000"/>
-                <w:sz w:val="15"/>
-                <w:szCs w:val="15"/>
-              </w:rPr>
-              <w:t xml:space="preserve">●(作者在本范围)</w:t>
-            </w:r>
-          </w:p>
-        </w:tc>
-        <w:tc>
-          <w:tcPr>
-            <w:tcW w:type="dxa" w:w="700"/>
-            <w:tcBorders>
-              <w:top w:val="single" w:color="BFC7D5" w:sz="4"/>
-              <w:left w:val="single" w:color="BFC7D5" w:sz="4"/>
-              <w:bottom w:val="single" w:color="BFC7D5" w:sz="4"/>
-              <w:right w:val="single" w:color="BFC7D5" w:sz="4"/>
-            </w:tcBorders>
-            <w:tcMar>
-              <w:top w:type="dxa" w:w="50"/>
-              <w:left w:type="dxa" w:w="80"/>
-              <w:bottom w:type="dxa" w:w="50"/>
-              <w:right w:type="dxa" w:w="80"/>
-            </w:tcMar>
-          </w:tcPr>
-          <w:p>
-            <w:pPr>
-              <w:jc w:val="center"/>
-            </w:pPr>
-            <w:r>
-              <w:rPr>
-                <w:rFonts w:ascii="Arial" w:cs="Arial" w:eastAsia="Microsoft YaHei" w:hAnsi="Arial"/>
-                <w:b w:val="false"/>
-                <w:bCs w:val="false"/>
-                <w:color w:val="D00000"/>
-                <w:sz w:val="15"/>
-                <w:szCs w:val="15"/>
-              </w:rPr>
-              <w:t xml:space="preserve">—</w:t>
-            </w:r>
-          </w:p>
-        </w:tc>
-        <w:tc>
-          <w:tcPr>
-            <w:tcW w:type="dxa" w:w="700"/>
-            <w:tcBorders>
-              <w:top w:val="single" w:color="BFC7D5" w:sz="4"/>
-              <w:left w:val="single" w:color="BFC7D5" w:sz="4"/>
-              <w:bottom w:val="single" w:color="BFC7D5" w:sz="4"/>
-              <w:right w:val="single" w:color="BFC7D5" w:sz="4"/>
-            </w:tcBorders>
-            <w:tcMar>
-              <w:top w:type="dxa" w:w="50"/>
-              <w:left w:type="dxa" w:w="80"/>
-              <w:bottom w:type="dxa" w:w="50"/>
-              <w:right w:type="dxa" w:w="80"/>
-            </w:tcMar>
-          </w:tcPr>
-          <w:p>
-            <w:pPr>
-              <w:jc w:val="center"/>
-            </w:pPr>
-            <w:r>
-              <w:rPr>
-                <w:rFonts w:ascii="Arial" w:cs="Arial" w:eastAsia="Microsoft YaHei" w:hAnsi="Arial"/>
-                <w:b w:val="false"/>
-                <w:bCs w:val="false"/>
-                <w:color w:val="D00000"/>
-                <w:sz w:val="15"/>
-                <w:szCs w:val="15"/>
-              </w:rPr>
-              <w:t xml:space="preserve">—</w:t>
-            </w:r>
-          </w:p>
-        </w:tc>
-        <w:tc>
-          <w:tcPr>
-            <w:tcW w:type="dxa" w:w="700"/>
-            <w:tcBorders>
-              <w:top w:val="single" w:color="BFC7D5" w:sz="4"/>
-              <w:left w:val="single" w:color="BFC7D5" w:sz="4"/>
-              <w:bottom w:val="single" w:color="BFC7D5" w:sz="4"/>
-              <w:right w:val="single" w:color="BFC7D5" w:sz="4"/>
-            </w:tcBorders>
-            <w:tcMar>
-              <w:top w:type="dxa" w:w="50"/>
-              <w:left w:type="dxa" w:w="80"/>
-              <w:bottom w:type="dxa" w:w="50"/>
-              <w:right w:type="dxa" w:w="80"/>
-            </w:tcMar>
-          </w:tcPr>
-          <w:p>
-            <w:pPr>
-              <w:jc w:val="center"/>
-            </w:pPr>
-            <w:r>
-              <w:rPr>
-                <w:rFonts w:ascii="Arial" w:cs="Arial" w:eastAsia="Microsoft YaHei" w:hAnsi="Arial"/>
-                <w:b w:val="false"/>
-                <w:bCs w:val="false"/>
-                <w:color w:val="D00000"/>
-                <w:sz w:val="15"/>
-                <w:szCs w:val="15"/>
-              </w:rPr>
-              <w:t xml:space="preserve">—</w:t>
-            </w:r>
-          </w:p>
-        </w:tc>
-        <w:tc>
-          <w:tcPr>
-            <w:tcW w:type="dxa" w:w="700"/>
-            <w:tcBorders>
-              <w:top w:val="single" w:color="BFC7D5" w:sz="4"/>
-              <w:left w:val="single" w:color="BFC7D5" w:sz="4"/>
-              <w:bottom w:val="single" w:color="BFC7D5" w:sz="4"/>
-              <w:right w:val="single" w:color="BFC7D5" w:sz="4"/>
-            </w:tcBorders>
-            <w:tcMar>
-              <w:top w:type="dxa" w:w="50"/>
-              <w:left w:type="dxa" w:w="80"/>
-              <w:bottom w:type="dxa" w:w="50"/>
-              <w:right w:type="dxa" w:w="80"/>
-            </w:tcMar>
-          </w:tcPr>
-          <w:p>
-            <w:pPr>
-              <w:jc w:val="center"/>
-            </w:pPr>
-            <w:r>
-              <w:rPr>
-                <w:rFonts w:ascii="Arial" w:cs="Arial" w:eastAsia="Microsoft YaHei" w:hAnsi="Arial"/>
-                <w:b w:val="false"/>
-                <w:bCs w:val="false"/>
-                <w:color w:val="D00000"/>
-                <w:sz w:val="15"/>
-                <w:szCs w:val="15"/>
-              </w:rPr>
-              <w:t xml:space="preserve">—</w:t>
-            </w:r>
-          </w:p>
-        </w:tc>
-        <w:tc>
-          <w:tcPr>
-            <w:tcW w:type="dxa" w:w="700"/>
-            <w:tcBorders>
-              <w:top w:val="single" w:color="BFC7D5" w:sz="4"/>
-              <w:left w:val="single" w:color="BFC7D5" w:sz="4"/>
-              <w:bottom w:val="single" w:color="BFC7D5" w:sz="4"/>
-              <w:right w:val="single" w:color="BFC7D5" w:sz="4"/>
-            </w:tcBorders>
-            <w:tcMar>
-              <w:top w:type="dxa" w:w="50"/>
-              <w:left w:type="dxa" w:w="80"/>
-              <w:bottom w:type="dxa" w:w="50"/>
-              <w:right w:type="dxa" w:w="80"/>
-            </w:tcMar>
-          </w:tcPr>
-          <w:p>
-            <w:pPr>
-              <w:jc w:val="center"/>
-            </w:pPr>
-            <w:r>
-              <w:rPr>
-                <w:rFonts w:ascii="Arial" w:cs="Arial" w:eastAsia="Microsoft YaHei" w:hAnsi="Arial"/>
-                <w:b w:val="false"/>
-                <w:bCs w:val="false"/>
-                <w:color w:val="D00000"/>
-                <w:sz w:val="15"/>
-                <w:szCs w:val="15"/>
-              </w:rPr>
-              <w:t xml:space="preserve">—</w:t>
-            </w:r>
-          </w:p>
-        </w:tc>
-        <w:tc>
-          <w:tcPr>
-            <w:tcW w:type="dxa" w:w="700"/>
-            <w:tcBorders>
-              <w:top w:val="single" w:color="BFC7D5" w:sz="4"/>
-              <w:left w:val="single" w:color="BFC7D5" w:sz="4"/>
-              <w:bottom w:val="single" w:color="BFC7D5" w:sz="4"/>
-              <w:right w:val="single" w:color="BFC7D5" w:sz="4"/>
-            </w:tcBorders>
-            <w:tcMar>
-              <w:top w:type="dxa" w:w="50"/>
-              <w:left w:type="dxa" w:w="80"/>
-              <w:bottom w:type="dxa" w:w="50"/>
-              <w:right w:type="dxa" w:w="80"/>
-            </w:tcMar>
-          </w:tcPr>
-          <w:p>
-            <w:pPr>
-              <w:jc w:val="center"/>
-            </w:pPr>
-            <w:r>
-              <w:rPr>
-                <w:rFonts w:ascii="Arial" w:cs="Arial" w:eastAsia="Microsoft YaHei" w:hAnsi="Arial"/>
-                <w:b w:val="false"/>
-                <w:bCs w:val="false"/>
-                <w:color w:val="D00000"/>
-                <w:sz w:val="15"/>
-                <w:szCs w:val="15"/>
-              </w:rPr>
-              <w:t xml:space="preserve">●(作者在本范围)</w:t>
-            </w:r>
-          </w:p>
-        </w:tc>
-        <w:tc>
-          <w:tcPr>
-            <w:tcW w:type="dxa" w:w="700"/>
-            <w:tcBorders>
-              <w:top w:val="single" w:color="BFC7D5" w:sz="4"/>
-              <w:left w:val="single" w:color="BFC7D5" w:sz="4"/>
-              <w:bottom w:val="single" w:color="BFC7D5" w:sz="4"/>
-              <w:right w:val="single" w:color="BFC7D5" w:sz="4"/>
-            </w:tcBorders>
-            <w:tcMar>
-              <w:top w:type="dxa" w:w="50"/>
-              <w:left w:type="dxa" w:w="80"/>
-              <w:bottom w:type="dxa" w:w="50"/>
-              <w:right w:type="dxa" w:w="80"/>
-            </w:tcMar>
-          </w:tcPr>
-          <w:p>
-            <w:pPr>
-              <w:jc w:val="center"/>
-            </w:pPr>
-            <w:r>
-              <w:rPr>
-                <w:rFonts w:ascii="Arial" w:cs="Arial" w:eastAsia="Microsoft YaHei" w:hAnsi="Arial"/>
-                <w:b w:val="false"/>
-                <w:bCs w:val="false"/>
-                <w:color w:val="D00000"/>
-                <w:sz w:val="15"/>
-                <w:szCs w:val="15"/>
-              </w:rPr>
-              <w:t xml:space="preserve">—</w:t>
-            </w:r>
-          </w:p>
-        </w:tc>
-        <w:tc>
-          <w:tcPr>
-            <w:tcW w:type="dxa" w:w="700"/>
-            <w:tcBorders>
-              <w:top w:val="single" w:color="BFC7D5" w:sz="4"/>
-              <w:left w:val="single" w:color="BFC7D5" w:sz="4"/>
-              <w:bottom w:val="single" w:color="BFC7D5" w:sz="4"/>
-              <w:right w:val="single" w:color="BFC7D5" w:sz="4"/>
-            </w:tcBorders>
-            <w:tcMar>
-              <w:top w:type="dxa" w:w="50"/>
-              <w:left w:type="dxa" w:w="80"/>
-              <w:bottom w:type="dxa" w:w="50"/>
-              <w:right w:type="dxa" w:w="80"/>
-            </w:tcMar>
-          </w:tcPr>
-          <w:p>
-            <w:pPr>
-              <w:jc w:val="center"/>
-            </w:pPr>
-            <w:r>
-              <w:rPr>
-                <w:rFonts w:ascii="Arial" w:cs="Arial" w:eastAsia="Microsoft YaHei" w:hAnsi="Arial"/>
-                <w:b w:val="false"/>
-                <w:bCs w:val="false"/>
-                <w:color w:val="D00000"/>
-                <w:sz w:val="15"/>
-                <w:szCs w:val="15"/>
-              </w:rPr>
-              <w:t xml:space="preserve">—</w:t>
-            </w:r>
-          </w:p>
-        </w:tc>
-        <w:tc>
-          <w:tcPr>
-            <w:tcW w:type="dxa" w:w="700"/>
-            <w:tcBorders>
-              <w:top w:val="single" w:color="BFC7D5" w:sz="4"/>
-              <w:left w:val="single" w:color="BFC7D5" w:sz="4"/>
-              <w:bottom w:val="single" w:color="BFC7D5" w:sz="4"/>
-              <w:right w:val="single" w:color="BFC7D5" w:sz="4"/>
-            </w:tcBorders>
-            <w:tcMar>
-              <w:top w:type="dxa" w:w="50"/>
-              <w:left w:type="dxa" w:w="80"/>
-              <w:bottom w:type="dxa" w:w="50"/>
-              <w:right w:type="dxa" w:w="80"/>
-            </w:tcMar>
-          </w:tcPr>
-          <w:p>
-            <w:pPr>
-              <w:jc w:val="center"/>
-            </w:pPr>
-            <w:r>
-              <w:rPr>
-                <w:rFonts w:ascii="Arial" w:cs="Arial" w:eastAsia="Microsoft YaHei" w:hAnsi="Arial"/>
-                <w:b w:val="false"/>
-                <w:bCs w:val="false"/>
-                <w:color w:val="D00000"/>
-                <w:sz w:val="15"/>
-                <w:szCs w:val="15"/>
-              </w:rPr>
-              <w:t xml:space="preserve">—</w:t>
-            </w:r>
-          </w:p>
-        </w:tc>
-        <w:tc>
-          <w:tcPr>
-            <w:tcW w:type="dxa" w:w="700"/>
-            <w:tcBorders>
-              <w:top w:val="single" w:color="BFC7D5" w:sz="4"/>
-              <w:left w:val="single" w:color="BFC7D5" w:sz="4"/>
-              <w:bottom w:val="single" w:color="BFC7D5" w:sz="4"/>
-              <w:right w:val="single" w:color="BFC7D5" w:sz="4"/>
-            </w:tcBorders>
-            <w:tcMar>
-              <w:top w:type="dxa" w:w="50"/>
-              <w:left w:type="dxa" w:w="80"/>
-              <w:bottom w:type="dxa" w:w="50"/>
-              <w:right w:type="dxa" w:w="80"/>
-            </w:tcMar>
-          </w:tcPr>
-          <w:p>
-            <w:pPr>
-              <w:jc w:val="center"/>
-            </w:pPr>
-            <w:r>
-              <w:rPr>
-                <w:rFonts w:ascii="Arial" w:cs="Arial" w:eastAsia="Microsoft YaHei" w:hAnsi="Arial"/>
-                <w:b w:val="false"/>
-                <w:bCs w:val="false"/>
-                <w:color w:val="D00000"/>
-                <w:sz w:val="15"/>
-                <w:szCs w:val="15"/>
-              </w:rPr>
-              <w:t xml:space="preserve">—</w:t>
-            </w:r>
-          </w:p>
-        </w:tc>
-      </w:tr>
-      <w:tr>
-        <w:tc>
-          <w:tcPr>
-            <w:tcW w:type="dxa" w:w="1506"/>
-            <w:tcBorders>
-              <w:top w:val="single" w:color="BFC7D5" w:sz="4"/>
-              <w:left w:val="single" w:color="BFC7D5" w:sz="4"/>
-              <w:bottom w:val="single" w:color="BFC7D5" w:sz="4"/>
-              <w:right w:val="single" w:color="BFC7D5" w:sz="4"/>
-            </w:tcBorders>
-            <w:tcMar>
-              <w:top w:type="dxa" w:w="50"/>
-              <w:left w:type="dxa" w:w="80"/>
-              <w:bottom w:type="dxa" w:w="50"/>
-              <w:right w:type="dxa" w:w="80"/>
-            </w:tcMar>
-          </w:tcPr>
-          <w:p>
-            <w:pPr>
-              <w:jc w:val="left"/>
-            </w:pPr>
-            <w:r>
-              <w:rPr>
-                <w:rFonts w:ascii="Arial" w:cs="Arial" w:eastAsia="Microsoft YaHei" w:hAnsi="Arial"/>
-                <w:b w:val="false"/>
-                <w:bCs w:val="false"/>
-                <w:color w:val="D00000"/>
-                <w:sz w:val="15"/>
-                <w:szCs w:val="15"/>
-              </w:rPr>
-              <w:t xml:space="preserve">校本资源库查看 / 复制</w:t>
-            </w:r>
-          </w:p>
-        </w:tc>
-        <w:tc>
-          <w:tcPr>
-            <w:tcW w:type="dxa" w:w="700"/>
-            <w:tcBorders>
-              <w:top w:val="single" w:color="BFC7D5" w:sz="4"/>
-              <w:left w:val="single" w:color="BFC7D5" w:sz="4"/>
-              <w:bottom w:val="single" w:color="BFC7D5" w:sz="4"/>
-              <w:right w:val="single" w:color="BFC7D5" w:sz="4"/>
-            </w:tcBorders>
-            <w:tcMar>
-              <w:top w:type="dxa" w:w="50"/>
-              <w:left w:type="dxa" w:w="80"/>
-              <w:bottom w:type="dxa" w:w="50"/>
-              <w:right w:type="dxa" w:w="80"/>
-            </w:tcMar>
-          </w:tcPr>
-          <w:p>
-            <w:pPr>
-              <w:jc w:val="center"/>
-            </w:pPr>
-            <w:r>
-              <w:rPr>
-                <w:rFonts w:ascii="Arial" w:cs="Arial" w:eastAsia="Microsoft YaHei" w:hAnsi="Arial"/>
-                <w:b w:val="false"/>
-                <w:bCs w:val="false"/>
-                <w:color w:val="D00000"/>
-                <w:sz w:val="15"/>
-                <w:szCs w:val="15"/>
-              </w:rPr>
-              <w:t xml:space="preserve">●</w:t>
-            </w:r>
-          </w:p>
-        </w:tc>
-        <w:tc>
-          <w:tcPr>
-            <w:tcW w:type="dxa" w:w="700"/>
-            <w:tcBorders>
-              <w:top w:val="single" w:color="BFC7D5" w:sz="4"/>
-              <w:left w:val="single" w:color="BFC7D5" w:sz="4"/>
-              <w:bottom w:val="single" w:color="BFC7D5" w:sz="4"/>
-              <w:right w:val="single" w:color="BFC7D5" w:sz="4"/>
-            </w:tcBorders>
-            <w:tcMar>
-              <w:top w:type="dxa" w:w="50"/>
-              <w:left w:type="dxa" w:w="80"/>
-              <w:bottom w:type="dxa" w:w="50"/>
-              <w:right w:type="dxa" w:w="80"/>
-            </w:tcMar>
-          </w:tcPr>
-          <w:p>
-            <w:pPr>
-              <w:jc w:val="center"/>
-            </w:pPr>
-            <w:r>
-              <w:rPr>
-                <w:rFonts w:ascii="Arial" w:cs="Arial" w:eastAsia="Microsoft YaHei" w:hAnsi="Arial"/>
-                <w:b w:val="false"/>
-                <w:bCs w:val="false"/>
-                <w:color w:val="D00000"/>
-                <w:sz w:val="15"/>
-                <w:szCs w:val="15"/>
-              </w:rPr>
-              <w:t xml:space="preserve">▽</w:t>
-            </w:r>
-          </w:p>
-        </w:tc>
-        <w:tc>
-          <w:tcPr>
-            <w:tcW w:type="dxa" w:w="700"/>
-            <w:tcBorders>
-              <w:top w:val="single" w:color="BFC7D5" w:sz="4"/>
-              <w:left w:val="single" w:color="BFC7D5" w:sz="4"/>
-              <w:bottom w:val="single" w:color="BFC7D5" w:sz="4"/>
-              <w:right w:val="single" w:color="BFC7D5" w:sz="4"/>
-            </w:tcBorders>
-            <w:tcMar>
-              <w:top w:type="dxa" w:w="50"/>
-              <w:left w:type="dxa" w:w="80"/>
-              <w:bottom w:type="dxa" w:w="50"/>
-              <w:right w:type="dxa" w:w="80"/>
-            </w:tcMar>
-          </w:tcPr>
-          <w:p>
-            <w:pPr>
-              <w:jc w:val="center"/>
-            </w:pPr>
-            <w:r>
-              <w:rPr>
-                <w:rFonts w:ascii="Arial" w:cs="Arial" w:eastAsia="Microsoft YaHei" w:hAnsi="Arial"/>
-                <w:b w:val="false"/>
-                <w:bCs w:val="false"/>
-                <w:color w:val="D00000"/>
-                <w:sz w:val="15"/>
-                <w:szCs w:val="15"/>
-              </w:rPr>
-              <w:t xml:space="preserve">▽</w:t>
-            </w:r>
-          </w:p>
-        </w:tc>
-        <w:tc>
-          <w:tcPr>
-            <w:tcW w:type="dxa" w:w="700"/>
-            <w:tcBorders>
-              <w:top w:val="single" w:color="BFC7D5" w:sz="4"/>
-              <w:left w:val="single" w:color="BFC7D5" w:sz="4"/>
-              <w:bottom w:val="single" w:color="BFC7D5" w:sz="4"/>
-              <w:right w:val="single" w:color="BFC7D5" w:sz="4"/>
-            </w:tcBorders>
-            <w:tcMar>
-              <w:top w:type="dxa" w:w="50"/>
-              <w:left w:type="dxa" w:w="80"/>
-              <w:bottom w:type="dxa" w:w="50"/>
-              <w:right w:type="dxa" w:w="80"/>
-            </w:tcMar>
-          </w:tcPr>
-          <w:p>
-            <w:pPr>
-              <w:jc w:val="center"/>
-            </w:pPr>
-            <w:r>
-              <w:rPr>
-                <w:rFonts w:ascii="Arial" w:cs="Arial" w:eastAsia="Microsoft YaHei" w:hAnsi="Arial"/>
-                <w:b w:val="false"/>
-                <w:bCs w:val="false"/>
-                <w:color w:val="D00000"/>
-                <w:sz w:val="15"/>
-                <w:szCs w:val="15"/>
-              </w:rPr>
-              <w:t xml:space="preserve">▽</w:t>
-            </w:r>
-          </w:p>
-        </w:tc>
-        <w:tc>
-          <w:tcPr>
-            <w:tcW w:type="dxa" w:w="700"/>
-            <w:tcBorders>
-              <w:top w:val="single" w:color="BFC7D5" w:sz="4"/>
-              <w:left w:val="single" w:color="BFC7D5" w:sz="4"/>
-              <w:bottom w:val="single" w:color="BFC7D5" w:sz="4"/>
-              <w:right w:val="single" w:color="BFC7D5" w:sz="4"/>
-            </w:tcBorders>
-            <w:tcMar>
-              <w:top w:type="dxa" w:w="50"/>
-              <w:left w:type="dxa" w:w="80"/>
-              <w:bottom w:type="dxa" w:w="50"/>
-              <w:right w:type="dxa" w:w="80"/>
-            </w:tcMar>
-          </w:tcPr>
-          <w:p>
-            <w:pPr>
-              <w:jc w:val="center"/>
-            </w:pPr>
-            <w:r>
-              <w:rPr>
-                <w:rFonts w:ascii="Arial" w:cs="Arial" w:eastAsia="Microsoft YaHei" w:hAnsi="Arial"/>
-                <w:b w:val="false"/>
-                <w:bCs w:val="false"/>
-                <w:color w:val="D00000"/>
-                <w:sz w:val="15"/>
-                <w:szCs w:val="15"/>
-              </w:rPr>
-              <w:t xml:space="preserve">—</w:t>
-            </w:r>
-          </w:p>
-        </w:tc>
-        <w:tc>
-          <w:tcPr>
-            <w:tcW w:type="dxa" w:w="700"/>
-            <w:tcBorders>
-              <w:top w:val="single" w:color="BFC7D5" w:sz="4"/>
-              <w:left w:val="single" w:color="BFC7D5" w:sz="4"/>
-              <w:bottom w:val="single" w:color="BFC7D5" w:sz="4"/>
-              <w:right w:val="single" w:color="BFC7D5" w:sz="4"/>
-            </w:tcBorders>
-            <w:tcMar>
-              <w:top w:type="dxa" w:w="50"/>
-              <w:left w:type="dxa" w:w="80"/>
-              <w:bottom w:type="dxa" w:w="50"/>
-              <w:right w:type="dxa" w:w="80"/>
-            </w:tcMar>
-          </w:tcPr>
-          <w:p>
-            <w:pPr>
-              <w:jc w:val="center"/>
-            </w:pPr>
-            <w:r>
-              <w:rPr>
-                <w:rFonts w:ascii="Arial" w:cs="Arial" w:eastAsia="Microsoft YaHei" w:hAnsi="Arial"/>
-                <w:b w:val="false"/>
-                <w:bCs w:val="false"/>
-                <w:color w:val="D00000"/>
-                <w:sz w:val="15"/>
-                <w:szCs w:val="15"/>
-              </w:rPr>
-              <w:t xml:space="preserve">—</w:t>
-            </w:r>
-          </w:p>
-        </w:tc>
-        <w:tc>
-          <w:tcPr>
-            <w:tcW w:type="dxa" w:w="700"/>
-            <w:tcBorders>
-              <w:top w:val="single" w:color="BFC7D5" w:sz="4"/>
-              <w:left w:val="single" w:color="BFC7D5" w:sz="4"/>
-              <w:bottom w:val="single" w:color="BFC7D5" w:sz="4"/>
-              <w:right w:val="single" w:color="BFC7D5" w:sz="4"/>
-            </w:tcBorders>
-            <w:tcMar>
-              <w:top w:type="dxa" w:w="50"/>
-              <w:left w:type="dxa" w:w="80"/>
-              <w:bottom w:type="dxa" w:w="50"/>
-              <w:right w:type="dxa" w:w="80"/>
-            </w:tcMar>
-          </w:tcPr>
-          <w:p>
-            <w:pPr>
-              <w:jc w:val="center"/>
-            </w:pPr>
-            <w:r>
-              <w:rPr>
-                <w:rFonts w:ascii="Arial" w:cs="Arial" w:eastAsia="Microsoft YaHei" w:hAnsi="Arial"/>
-                <w:b w:val="false"/>
-                <w:bCs w:val="false"/>
-                <w:color w:val="D00000"/>
-                <w:sz w:val="15"/>
-                <w:szCs w:val="15"/>
-              </w:rPr>
-              <w:t xml:space="preserve">—</w:t>
-            </w:r>
-          </w:p>
-        </w:tc>
-        <w:tc>
-          <w:tcPr>
-            <w:tcW w:type="dxa" w:w="700"/>
-            <w:tcBorders>
-              <w:top w:val="single" w:color="BFC7D5" w:sz="4"/>
-              <w:left w:val="single" w:color="BFC7D5" w:sz="4"/>
-              <w:bottom w:val="single" w:color="BFC7D5" w:sz="4"/>
-              <w:right w:val="single" w:color="BFC7D5" w:sz="4"/>
-            </w:tcBorders>
-            <w:tcMar>
-              <w:top w:type="dxa" w:w="50"/>
-              <w:left w:type="dxa" w:w="80"/>
-              <w:bottom w:type="dxa" w:w="50"/>
-              <w:right w:type="dxa" w:w="80"/>
-            </w:tcMar>
-          </w:tcPr>
-          <w:p>
-            <w:pPr>
-              <w:jc w:val="center"/>
-            </w:pPr>
-            <w:r>
-              <w:rPr>
-                <w:rFonts w:ascii="Arial" w:cs="Arial" w:eastAsia="Microsoft YaHei" w:hAnsi="Arial"/>
-                <w:b w:val="false"/>
-                <w:bCs w:val="false"/>
-                <w:color w:val="D00000"/>
-                <w:sz w:val="15"/>
-                <w:szCs w:val="15"/>
-              </w:rPr>
-              <w:t xml:space="preserve">▽</w:t>
-            </w:r>
-          </w:p>
-        </w:tc>
-        <w:tc>
-          <w:tcPr>
-            <w:tcW w:type="dxa" w:w="700"/>
-            <w:tcBorders>
-              <w:top w:val="single" w:color="BFC7D5" w:sz="4"/>
-              <w:left w:val="single" w:color="BFC7D5" w:sz="4"/>
-              <w:bottom w:val="single" w:color="BFC7D5" w:sz="4"/>
-              <w:right w:val="single" w:color="BFC7D5" w:sz="4"/>
-            </w:tcBorders>
-            <w:tcMar>
-              <w:top w:type="dxa" w:w="50"/>
-              <w:left w:type="dxa" w:w="80"/>
-              <w:bottom w:type="dxa" w:w="50"/>
-              <w:right w:type="dxa" w:w="80"/>
-            </w:tcMar>
-          </w:tcPr>
-          <w:p>
-            <w:pPr>
-              <w:jc w:val="center"/>
-            </w:pPr>
-            <w:r>
-              <w:rPr>
-                <w:rFonts w:ascii="Arial" w:cs="Arial" w:eastAsia="Microsoft YaHei" w:hAnsi="Arial"/>
-                <w:b w:val="false"/>
-                <w:bCs w:val="false"/>
-                <w:color w:val="D00000"/>
-                <w:sz w:val="15"/>
-                <w:szCs w:val="15"/>
-              </w:rPr>
-              <w:t xml:space="preserve">—</w:t>
-            </w:r>
-          </w:p>
-        </w:tc>
-        <w:tc>
-          <w:tcPr>
-            <w:tcW w:type="dxa" w:w="700"/>
-            <w:tcBorders>
-              <w:top w:val="single" w:color="BFC7D5" w:sz="4"/>
-              <w:left w:val="single" w:color="BFC7D5" w:sz="4"/>
-              <w:bottom w:val="single" w:color="BFC7D5" w:sz="4"/>
-              <w:right w:val="single" w:color="BFC7D5" w:sz="4"/>
-            </w:tcBorders>
-            <w:tcMar>
-              <w:top w:type="dxa" w:w="50"/>
-              <w:left w:type="dxa" w:w="80"/>
-              <w:bottom w:type="dxa" w:w="50"/>
-              <w:right w:type="dxa" w:w="80"/>
-            </w:tcMar>
-          </w:tcPr>
-          <w:p>
-            <w:pPr>
-              <w:jc w:val="center"/>
-            </w:pPr>
-            <w:r>
-              <w:rPr>
-                <w:rFonts w:ascii="Arial" w:cs="Arial" w:eastAsia="Microsoft YaHei" w:hAnsi="Arial"/>
-                <w:b w:val="false"/>
-                <w:bCs w:val="false"/>
-                <w:color w:val="D00000"/>
-                <w:sz w:val="15"/>
-                <w:szCs w:val="15"/>
-              </w:rPr>
-              <w:t xml:space="preserve">▽</w:t>
-            </w:r>
-          </w:p>
-        </w:tc>
-        <w:tc>
-          <w:tcPr>
-            <w:tcW w:type="dxa" w:w="700"/>
-            <w:tcBorders>
-              <w:top w:val="single" w:color="BFC7D5" w:sz="4"/>
-              <w:left w:val="single" w:color="BFC7D5" w:sz="4"/>
-              <w:bottom w:val="single" w:color="BFC7D5" w:sz="4"/>
-              <w:right w:val="single" w:color="BFC7D5" w:sz="4"/>
-            </w:tcBorders>
-            <w:tcMar>
-              <w:top w:type="dxa" w:w="50"/>
-              <w:left w:type="dxa" w:w="80"/>
-              <w:bottom w:type="dxa" w:w="50"/>
-              <w:right w:type="dxa" w:w="80"/>
-            </w:tcMar>
-          </w:tcPr>
-          <w:p>
-            <w:pPr>
-              <w:jc w:val="center"/>
-            </w:pPr>
-            <w:r>
-              <w:rPr>
-                <w:rFonts w:ascii="Arial" w:cs="Arial" w:eastAsia="Microsoft YaHei" w:hAnsi="Arial"/>
-                <w:b w:val="false"/>
-                <w:bCs w:val="false"/>
-                <w:color w:val="D00000"/>
-                <w:sz w:val="15"/>
-                <w:szCs w:val="15"/>
-              </w:rPr>
-              <w:t xml:space="preserve">—</w:t>
-            </w:r>
-          </w:p>
-        </w:tc>
-        <w:tc>
-          <w:tcPr>
-            <w:tcW w:type="dxa" w:w="700"/>
-            <w:tcBorders>
-              <w:top w:val="single" w:color="BFC7D5" w:sz="4"/>
-              <w:left w:val="single" w:color="BFC7D5" w:sz="4"/>
-              <w:bottom w:val="single" w:color="BFC7D5" w:sz="4"/>
-              <w:right w:val="single" w:color="BFC7D5" w:sz="4"/>
-            </w:tcBorders>
-            <w:tcMar>
-              <w:top w:type="dxa" w:w="50"/>
-              <w:left w:type="dxa" w:w="80"/>
-              <w:bottom w:type="dxa" w:w="50"/>
-              <w:right w:type="dxa" w:w="80"/>
-            </w:tcMar>
-          </w:tcPr>
-          <w:p>
-            <w:pPr>
-              <w:jc w:val="center"/>
-            </w:pPr>
-            <w:r>
-              <w:rPr>
-                <w:rFonts w:ascii="Arial" w:cs="Arial" w:eastAsia="Microsoft YaHei" w:hAnsi="Arial"/>
-                <w:b w:val="false"/>
-                <w:bCs w:val="false"/>
-                <w:color w:val="D00000"/>
-                <w:sz w:val="15"/>
-                <w:szCs w:val="15"/>
-              </w:rPr>
-              <w:t xml:space="preserve">▽</w:t>
             </w:r>
           </w:p>
         </w:tc>
@@ -32988,7 +32378,7 @@
         <w:pStyle w:val="ListParagraph"/>
         <w:numPr>
           <w:ilvl w:val="0"/>
-          <w:numId w:val="7"/>
+          <w:numId w:val="6"/>
         </w:numPr>
         <w:spacing w:after="60" w:line="300"/>
       </w:pPr>
@@ -33005,7 +32395,7 @@
         <w:pStyle w:val="ListParagraph"/>
         <w:numPr>
           <w:ilvl w:val="0"/>
-          <w:numId w:val="7"/>
+          <w:numId w:val="6"/>
         </w:numPr>
         <w:spacing w:after="60" w:line="300"/>
       </w:pPr>
@@ -33022,7 +32412,7 @@
         <w:pStyle w:val="ListParagraph"/>
         <w:numPr>
           <w:ilvl w:val="0"/>
-          <w:numId w:val="7"/>
+          <w:numId w:val="6"/>
         </w:numPr>
         <w:spacing w:after="60" w:line="300"/>
       </w:pPr>
@@ -33039,7 +32429,7 @@
         <w:pStyle w:val="ListParagraph"/>
         <w:numPr>
           <w:ilvl w:val="0"/>
-          <w:numId w:val="7"/>
+          <w:numId w:val="6"/>
         </w:numPr>
         <w:spacing w:after="60" w:line="300"/>
       </w:pPr>
@@ -33056,7 +32446,7 @@
         <w:pStyle w:val="ListParagraph"/>
         <w:numPr>
           <w:ilvl w:val="0"/>
-          <w:numId w:val="7"/>
+          <w:numId w:val="6"/>
         </w:numPr>
         <w:spacing w:after="60" w:line="300"/>
       </w:pPr>
@@ -33073,7 +32463,7 @@
         <w:pStyle w:val="ListParagraph"/>
         <w:numPr>
           <w:ilvl w:val="0"/>
-          <w:numId w:val="7"/>
+          <w:numId w:val="6"/>
         </w:numPr>
         <w:spacing w:after="60" w:line="300"/>
       </w:pPr>
@@ -35193,7 +34583,7 @@
                 <w:sz w:val="18"/>
                 <w:szCs w:val="18"/>
               </w:rPr>
-              <w:t xml:space="preserve">跨组织共享</w:t>
+              <w:t xml:space="preserve">（已移出）</w:t>
             </w:r>
           </w:p>
         </w:tc>
@@ -35226,7 +34616,7 @@
                 <w:sz w:val="18"/>
                 <w:szCs w:val="18"/>
               </w:rPr>
-              <w:t xml:space="preserve">教师把课件共享给学院 2 节点</w:t>
+              <w:t xml:space="preserve">内容共享已由平台其他模块实现</w:t>
             </w:r>
           </w:p>
         </w:tc>
@@ -35259,7 +34649,7 @@
                 <w:sz w:val="18"/>
                 <w:szCs w:val="18"/>
               </w:rPr>
-              <w:t xml:space="preserve">学院 2 的教师可查看、复制；学院 3 的教师看不到</w:t>
+              <w:t xml:space="preserve">—</w:t>
             </w:r>
           </w:p>
         </w:tc>
@@ -35327,7 +34717,7 @@
                 <w:sz w:val="18"/>
                 <w:szCs w:val="18"/>
               </w:rPr>
-              <w:t xml:space="preserve">校本资源库</w:t>
+              <w:t xml:space="preserve">（已移出）</w:t>
             </w:r>
           </w:p>
         </w:tc>
@@ -35360,7 +34750,7 @@
                 <w:sz w:val="18"/>
                 <w:szCs w:val="18"/>
               </w:rPr>
-              <w:t xml:space="preserve">作者推荐课件，组织管理员发布</w:t>
+              <w:t xml:space="preserve">内容共享已由平台其他模块实现</w:t>
             </w:r>
           </w:p>
         </w:tc>
@@ -35393,7 +34783,7 @@
                 <w:sz w:val="18"/>
                 <w:szCs w:val="18"/>
               </w:rPr>
-              <w:t xml:space="preserve">发布前全校不可见，发布后全校教师可查看、复制</w:t>
+              <w:t xml:space="preserve">—</w:t>
             </w:r>
           </w:p>
         </w:tc>
@@ -37002,6 +36392,676 @@
                 <w:szCs w:val="18"/>
               </w:rPr>
               <w:t xml:space="preserve">信息中心卡片不显示组织节点，账号列表为全校，看不到业务数据；教务、学工、督导的组织节点默认选中根节点，可改为下级节点</w:t>
+            </w:r>
+          </w:p>
+        </w:tc>
+      </w:tr>
+      <w:tr>
+        <w:tc>
+          <w:tcPr>
+            <w:tcW w:type="dxa" w:w="900"/>
+            <w:tcBorders>
+              <w:top w:val="single" w:color="BFC7D5" w:sz="4"/>
+              <w:left w:val="single" w:color="BFC7D5" w:sz="4"/>
+              <w:bottom w:val="single" w:color="BFC7D5" w:sz="4"/>
+              <w:right w:val="single" w:color="BFC7D5" w:sz="4"/>
+            </w:tcBorders>
+            <w:tcMar>
+              <w:top w:type="dxa" w:w="50"/>
+              <w:left w:type="dxa" w:w="80"/>
+              <w:bottom w:type="dxa" w:w="50"/>
+              <w:right w:type="dxa" w:w="80"/>
+            </w:tcMar>
+          </w:tcPr>
+          <w:p>
+            <w:pPr>
+              <w:jc w:val="left"/>
+            </w:pPr>
+            <w:r>
+              <w:rPr>
+                <w:rFonts w:ascii="Arial" w:cs="Arial" w:eastAsia="Microsoft YaHei" w:hAnsi="Arial"/>
+                <w:b w:val="false"/>
+                <w:bCs w:val="false"/>
+                <w:color w:val="D00000"/>
+                <w:sz w:val="18"/>
+                <w:szCs w:val="18"/>
+              </w:rPr>
+              <w:t xml:space="preserve">AC-29</w:t>
+            </w:r>
+          </w:p>
+        </w:tc>
+        <w:tc>
+          <w:tcPr>
+            <w:tcW w:type="dxa" w:w="1900"/>
+            <w:tcBorders>
+              <w:top w:val="single" w:color="BFC7D5" w:sz="4"/>
+              <w:left w:val="single" w:color="BFC7D5" w:sz="4"/>
+              <w:bottom w:val="single" w:color="BFC7D5" w:sz="4"/>
+              <w:right w:val="single" w:color="BFC7D5" w:sz="4"/>
+            </w:tcBorders>
+            <w:tcMar>
+              <w:top w:type="dxa" w:w="50"/>
+              <w:left w:type="dxa" w:w="80"/>
+              <w:bottom w:type="dxa" w:w="50"/>
+              <w:right w:type="dxa" w:w="80"/>
+            </w:tcMar>
+          </w:tcPr>
+          <w:p>
+            <w:pPr>
+              <w:jc w:val="left"/>
+            </w:pPr>
+            <w:r>
+              <w:rPr>
+                <w:rFonts w:ascii="Arial" w:cs="Arial" w:eastAsia="Microsoft YaHei" w:hAnsi="Arial"/>
+                <w:b w:val="false"/>
+                <w:bCs w:val="false"/>
+                <w:color w:val="D00000"/>
+                <w:sz w:val="18"/>
+                <w:szCs w:val="18"/>
+              </w:rPr>
+              <w:t xml:space="preserve">（已移出）</w:t>
+            </w:r>
+          </w:p>
+        </w:tc>
+        <w:tc>
+          <w:tcPr>
+            <w:tcW w:type="dxa" w:w="3600"/>
+            <w:tcBorders>
+              <w:top w:val="single" w:color="BFC7D5" w:sz="4"/>
+              <w:left w:val="single" w:color="BFC7D5" w:sz="4"/>
+              <w:bottom w:val="single" w:color="BFC7D5" w:sz="4"/>
+              <w:right w:val="single" w:color="BFC7D5" w:sz="4"/>
+            </w:tcBorders>
+            <w:tcMar>
+              <w:top w:type="dxa" w:w="50"/>
+              <w:left w:type="dxa" w:w="80"/>
+              <w:bottom w:type="dxa" w:w="50"/>
+              <w:right w:type="dxa" w:w="80"/>
+            </w:tcMar>
+          </w:tcPr>
+          <w:p>
+            <w:pPr>
+              <w:jc w:val="left"/>
+            </w:pPr>
+            <w:r>
+              <w:rPr>
+                <w:rFonts w:ascii="Arial" w:cs="Arial" w:eastAsia="Microsoft YaHei" w:hAnsi="Arial"/>
+                <w:b w:val="false"/>
+                <w:bCs w:val="false"/>
+                <w:color w:val="D00000"/>
+                <w:sz w:val="18"/>
+                <w:szCs w:val="18"/>
+              </w:rPr>
+              <w:t xml:space="preserve">内容共享已由平台其他模块实现</w:t>
+            </w:r>
+          </w:p>
+        </w:tc>
+        <w:tc>
+          <w:tcPr>
+            <w:tcW w:type="dxa" w:w="3506"/>
+            <w:tcBorders>
+              <w:top w:val="single" w:color="BFC7D5" w:sz="4"/>
+              <w:left w:val="single" w:color="BFC7D5" w:sz="4"/>
+              <w:bottom w:val="single" w:color="BFC7D5" w:sz="4"/>
+              <w:right w:val="single" w:color="BFC7D5" w:sz="4"/>
+            </w:tcBorders>
+            <w:tcMar>
+              <w:top w:type="dxa" w:w="50"/>
+              <w:left w:type="dxa" w:w="80"/>
+              <w:bottom w:type="dxa" w:w="50"/>
+              <w:right w:type="dxa" w:w="80"/>
+            </w:tcMar>
+          </w:tcPr>
+          <w:p>
+            <w:pPr>
+              <w:jc w:val="left"/>
+            </w:pPr>
+            <w:r>
+              <w:rPr>
+                <w:rFonts w:ascii="Arial" w:cs="Arial" w:eastAsia="Microsoft YaHei" w:hAnsi="Arial"/>
+                <w:b w:val="false"/>
+                <w:bCs w:val="false"/>
+                <w:color w:val="D00000"/>
+                <w:sz w:val="18"/>
+                <w:szCs w:val="18"/>
+              </w:rPr>
+              <w:t xml:space="preserve">—</w:t>
+            </w:r>
+          </w:p>
+        </w:tc>
+      </w:tr>
+      <w:tr>
+        <w:tc>
+          <w:tcPr>
+            <w:tcW w:type="dxa" w:w="900"/>
+            <w:tcBorders>
+              <w:top w:val="single" w:color="BFC7D5" w:sz="4"/>
+              <w:left w:val="single" w:color="BFC7D5" w:sz="4"/>
+              <w:bottom w:val="single" w:color="BFC7D5" w:sz="4"/>
+              <w:right w:val="single" w:color="BFC7D5" w:sz="4"/>
+            </w:tcBorders>
+            <w:tcMar>
+              <w:top w:type="dxa" w:w="50"/>
+              <w:left w:type="dxa" w:w="80"/>
+              <w:bottom w:type="dxa" w:w="50"/>
+              <w:right w:type="dxa" w:w="80"/>
+            </w:tcMar>
+          </w:tcPr>
+          <w:p>
+            <w:pPr>
+              <w:jc w:val="left"/>
+            </w:pPr>
+            <w:r>
+              <w:rPr>
+                <w:rFonts w:ascii="Arial" w:cs="Arial" w:eastAsia="Microsoft YaHei" w:hAnsi="Arial"/>
+                <w:b w:val="false"/>
+                <w:bCs w:val="false"/>
+                <w:color w:val="D00000"/>
+                <w:sz w:val="18"/>
+                <w:szCs w:val="18"/>
+              </w:rPr>
+              <w:t xml:space="preserve">AC-30</w:t>
+            </w:r>
+          </w:p>
+        </w:tc>
+        <w:tc>
+          <w:tcPr>
+            <w:tcW w:type="dxa" w:w="1900"/>
+            <w:tcBorders>
+              <w:top w:val="single" w:color="BFC7D5" w:sz="4"/>
+              <w:left w:val="single" w:color="BFC7D5" w:sz="4"/>
+              <w:bottom w:val="single" w:color="BFC7D5" w:sz="4"/>
+              <w:right w:val="single" w:color="BFC7D5" w:sz="4"/>
+            </w:tcBorders>
+            <w:tcMar>
+              <w:top w:type="dxa" w:w="50"/>
+              <w:left w:type="dxa" w:w="80"/>
+              <w:bottom w:type="dxa" w:w="50"/>
+              <w:right w:type="dxa" w:w="80"/>
+            </w:tcMar>
+          </w:tcPr>
+          <w:p>
+            <w:pPr>
+              <w:jc w:val="left"/>
+            </w:pPr>
+            <w:r>
+              <w:rPr>
+                <w:rFonts w:ascii="Arial" w:cs="Arial" w:eastAsia="Microsoft YaHei" w:hAnsi="Arial"/>
+                <w:b w:val="false"/>
+                <w:bCs w:val="false"/>
+                <w:color w:val="D00000"/>
+                <w:sz w:val="18"/>
+                <w:szCs w:val="18"/>
+              </w:rPr>
+              <w:t xml:space="preserve">（已移出）</w:t>
+            </w:r>
+          </w:p>
+        </w:tc>
+        <w:tc>
+          <w:tcPr>
+            <w:tcW w:type="dxa" w:w="3600"/>
+            <w:tcBorders>
+              <w:top w:val="single" w:color="BFC7D5" w:sz="4"/>
+              <w:left w:val="single" w:color="BFC7D5" w:sz="4"/>
+              <w:bottom w:val="single" w:color="BFC7D5" w:sz="4"/>
+              <w:right w:val="single" w:color="BFC7D5" w:sz="4"/>
+            </w:tcBorders>
+            <w:tcMar>
+              <w:top w:type="dxa" w:w="50"/>
+              <w:left w:type="dxa" w:w="80"/>
+              <w:bottom w:type="dxa" w:w="50"/>
+              <w:right w:type="dxa" w:w="80"/>
+            </w:tcMar>
+          </w:tcPr>
+          <w:p>
+            <w:pPr>
+              <w:jc w:val="left"/>
+            </w:pPr>
+            <w:r>
+              <w:rPr>
+                <w:rFonts w:ascii="Arial" w:cs="Arial" w:eastAsia="Microsoft YaHei" w:hAnsi="Arial"/>
+                <w:b w:val="false"/>
+                <w:bCs w:val="false"/>
+                <w:color w:val="D00000"/>
+                <w:sz w:val="18"/>
+                <w:szCs w:val="18"/>
+              </w:rPr>
+              <w:t xml:space="preserve">内容共享已由平台其他模块实现</w:t>
+            </w:r>
+          </w:p>
+        </w:tc>
+        <w:tc>
+          <w:tcPr>
+            <w:tcW w:type="dxa" w:w="3506"/>
+            <w:tcBorders>
+              <w:top w:val="single" w:color="BFC7D5" w:sz="4"/>
+              <w:left w:val="single" w:color="BFC7D5" w:sz="4"/>
+              <w:bottom w:val="single" w:color="BFC7D5" w:sz="4"/>
+              <w:right w:val="single" w:color="BFC7D5" w:sz="4"/>
+            </w:tcBorders>
+            <w:tcMar>
+              <w:top w:type="dxa" w:w="50"/>
+              <w:left w:type="dxa" w:w="80"/>
+              <w:bottom w:type="dxa" w:w="50"/>
+              <w:right w:type="dxa" w:w="80"/>
+            </w:tcMar>
+          </w:tcPr>
+          <w:p>
+            <w:pPr>
+              <w:jc w:val="left"/>
+            </w:pPr>
+            <w:r>
+              <w:rPr>
+                <w:rFonts w:ascii="Arial" w:cs="Arial" w:eastAsia="Microsoft YaHei" w:hAnsi="Arial"/>
+                <w:b w:val="false"/>
+                <w:bCs w:val="false"/>
+                <w:color w:val="D00000"/>
+                <w:sz w:val="18"/>
+                <w:szCs w:val="18"/>
+              </w:rPr>
+              <w:t xml:space="preserve">—</w:t>
+            </w:r>
+          </w:p>
+        </w:tc>
+      </w:tr>
+      <w:tr>
+        <w:tc>
+          <w:tcPr>
+            <w:tcW w:type="dxa" w:w="900"/>
+            <w:tcBorders>
+              <w:top w:val="single" w:color="BFC7D5" w:sz="4"/>
+              <w:left w:val="single" w:color="BFC7D5" w:sz="4"/>
+              <w:bottom w:val="single" w:color="BFC7D5" w:sz="4"/>
+              <w:right w:val="single" w:color="BFC7D5" w:sz="4"/>
+            </w:tcBorders>
+            <w:tcMar>
+              <w:top w:type="dxa" w:w="50"/>
+              <w:left w:type="dxa" w:w="80"/>
+              <w:bottom w:type="dxa" w:w="50"/>
+              <w:right w:type="dxa" w:w="80"/>
+            </w:tcMar>
+          </w:tcPr>
+          <w:p>
+            <w:pPr>
+              <w:jc w:val="left"/>
+            </w:pPr>
+            <w:r>
+              <w:rPr>
+                <w:rFonts w:ascii="Arial" w:cs="Arial" w:eastAsia="Microsoft YaHei" w:hAnsi="Arial"/>
+                <w:b w:val="false"/>
+                <w:bCs w:val="false"/>
+                <w:color w:val="D00000"/>
+                <w:sz w:val="18"/>
+                <w:szCs w:val="18"/>
+              </w:rPr>
+              <w:t xml:space="preserve">AC-31</w:t>
+            </w:r>
+          </w:p>
+        </w:tc>
+        <w:tc>
+          <w:tcPr>
+            <w:tcW w:type="dxa" w:w="1900"/>
+            <w:tcBorders>
+              <w:top w:val="single" w:color="BFC7D5" w:sz="4"/>
+              <w:left w:val="single" w:color="BFC7D5" w:sz="4"/>
+              <w:bottom w:val="single" w:color="BFC7D5" w:sz="4"/>
+              <w:right w:val="single" w:color="BFC7D5" w:sz="4"/>
+            </w:tcBorders>
+            <w:tcMar>
+              <w:top w:type="dxa" w:w="50"/>
+              <w:left w:type="dxa" w:w="80"/>
+              <w:bottom w:type="dxa" w:w="50"/>
+              <w:right w:type="dxa" w:w="80"/>
+            </w:tcMar>
+          </w:tcPr>
+          <w:p>
+            <w:pPr>
+              <w:jc w:val="left"/>
+            </w:pPr>
+            <w:r>
+              <w:rPr>
+                <w:rFonts w:ascii="Arial" w:cs="Arial" w:eastAsia="Microsoft YaHei" w:hAnsi="Arial"/>
+                <w:b w:val="false"/>
+                <w:bCs w:val="false"/>
+                <w:color w:val="D00000"/>
+                <w:sz w:val="18"/>
+                <w:szCs w:val="18"/>
+              </w:rPr>
+              <w:t xml:space="preserve">单端与同端合并</w:t>
+            </w:r>
+          </w:p>
+        </w:tc>
+        <w:tc>
+          <w:tcPr>
+            <w:tcW w:type="dxa" w:w="3600"/>
+            <w:tcBorders>
+              <w:top w:val="single" w:color="BFC7D5" w:sz="4"/>
+              <w:left w:val="single" w:color="BFC7D5" w:sz="4"/>
+              <w:bottom w:val="single" w:color="BFC7D5" w:sz="4"/>
+              <w:right w:val="single" w:color="BFC7D5" w:sz="4"/>
+            </w:tcBorders>
+            <w:tcMar>
+              <w:top w:type="dxa" w:w="50"/>
+              <w:left w:type="dxa" w:w="80"/>
+              <w:bottom w:type="dxa" w:w="50"/>
+              <w:right w:type="dxa" w:w="80"/>
+            </w:tcMar>
+          </w:tcPr>
+          <w:p>
+            <w:pPr>
+              <w:jc w:val="left"/>
+            </w:pPr>
+            <w:r>
+              <w:rPr>
+                <w:rFonts w:ascii="Arial" w:cs="Arial" w:eastAsia="Microsoft YaHei" w:hAnsi="Arial"/>
+                <w:b w:val="false"/>
+                <w:bCs w:val="false"/>
+                <w:color w:val="D00000"/>
+                <w:sz w:val="18"/>
+                <w:szCs w:val="18"/>
+              </w:rPr>
+              <w:t xml:space="preserve">只有管理端角色的账号登录；教务 + 组织管理员的账号登录</w:t>
+            </w:r>
+          </w:p>
+        </w:tc>
+        <w:tc>
+          <w:tcPr>
+            <w:tcW w:type="dxa" w:w="3506"/>
+            <w:tcBorders>
+              <w:top w:val="single" w:color="BFC7D5" w:sz="4"/>
+              <w:left w:val="single" w:color="BFC7D5" w:sz="4"/>
+              <w:bottom w:val="single" w:color="BFC7D5" w:sz="4"/>
+              <w:right w:val="single" w:color="BFC7D5" w:sz="4"/>
+            </w:tcBorders>
+            <w:tcMar>
+              <w:top w:type="dxa" w:w="50"/>
+              <w:left w:type="dxa" w:w="80"/>
+              <w:bottom w:type="dxa" w:w="50"/>
+              <w:right w:type="dxa" w:w="80"/>
+            </w:tcMar>
+          </w:tcPr>
+          <w:p>
+            <w:pPr>
+              <w:jc w:val="left"/>
+            </w:pPr>
+            <w:r>
+              <w:rPr>
+                <w:rFonts w:ascii="Arial" w:cs="Arial" w:eastAsia="Microsoft YaHei" w:hAnsi="Arial"/>
+                <w:b w:val="false"/>
+                <w:bCs w:val="false"/>
+                <w:color w:val="D00000"/>
+                <w:sz w:val="18"/>
+                <w:szCs w:val="18"/>
+              </w:rPr>
+              <w:t xml:space="preserve">直接进入管理端，不显示切换按钮；后者两条分配合并生效</w:t>
+            </w:r>
+          </w:p>
+        </w:tc>
+      </w:tr>
+      <w:tr>
+        <w:tc>
+          <w:tcPr>
+            <w:tcW w:type="dxa" w:w="900"/>
+            <w:tcBorders>
+              <w:top w:val="single" w:color="BFC7D5" w:sz="4"/>
+              <w:left w:val="single" w:color="BFC7D5" w:sz="4"/>
+              <w:bottom w:val="single" w:color="BFC7D5" w:sz="4"/>
+              <w:right w:val="single" w:color="BFC7D5" w:sz="4"/>
+            </w:tcBorders>
+            <w:tcMar>
+              <w:top w:type="dxa" w:w="50"/>
+              <w:left w:type="dxa" w:w="80"/>
+              <w:bottom w:type="dxa" w:w="50"/>
+              <w:right w:type="dxa" w:w="80"/>
+            </w:tcMar>
+          </w:tcPr>
+          <w:p>
+            <w:pPr>
+              <w:jc w:val="left"/>
+            </w:pPr>
+            <w:r>
+              <w:rPr>
+                <w:rFonts w:ascii="Arial" w:cs="Arial" w:eastAsia="Microsoft YaHei" w:hAnsi="Arial"/>
+                <w:b w:val="false"/>
+                <w:bCs w:val="false"/>
+                <w:color w:val="D00000"/>
+                <w:sz w:val="18"/>
+                <w:szCs w:val="18"/>
+              </w:rPr>
+              <w:t xml:space="preserve">AC-32</w:t>
+            </w:r>
+          </w:p>
+        </w:tc>
+        <w:tc>
+          <w:tcPr>
+            <w:tcW w:type="dxa" w:w="1900"/>
+            <w:tcBorders>
+              <w:top w:val="single" w:color="BFC7D5" w:sz="4"/>
+              <w:left w:val="single" w:color="BFC7D5" w:sz="4"/>
+              <w:bottom w:val="single" w:color="BFC7D5" w:sz="4"/>
+              <w:right w:val="single" w:color="BFC7D5" w:sz="4"/>
+            </w:tcBorders>
+            <w:tcMar>
+              <w:top w:type="dxa" w:w="50"/>
+              <w:left w:type="dxa" w:w="80"/>
+              <w:bottom w:type="dxa" w:w="50"/>
+              <w:right w:type="dxa" w:w="80"/>
+            </w:tcMar>
+          </w:tcPr>
+          <w:p>
+            <w:pPr>
+              <w:jc w:val="left"/>
+            </w:pPr>
+            <w:r>
+              <w:rPr>
+                <w:rFonts w:ascii="Arial" w:cs="Arial" w:eastAsia="Microsoft YaHei" w:hAnsi="Arial"/>
+                <w:b w:val="false"/>
+                <w:bCs w:val="false"/>
+                <w:color w:val="D00000"/>
+                <w:sz w:val="18"/>
+                <w:szCs w:val="18"/>
+              </w:rPr>
+              <w:t xml:space="preserve">跨端切换</w:t>
+            </w:r>
+          </w:p>
+        </w:tc>
+        <w:tc>
+          <w:tcPr>
+            <w:tcW w:type="dxa" w:w="3600"/>
+            <w:tcBorders>
+              <w:top w:val="single" w:color="BFC7D5" w:sz="4"/>
+              <w:left w:val="single" w:color="BFC7D5" w:sz="4"/>
+              <w:bottom w:val="single" w:color="BFC7D5" w:sz="4"/>
+              <w:right w:val="single" w:color="BFC7D5" w:sz="4"/>
+            </w:tcBorders>
+            <w:tcMar>
+              <w:top w:type="dxa" w:w="50"/>
+              <w:left w:type="dxa" w:w="80"/>
+              <w:bottom w:type="dxa" w:w="50"/>
+              <w:right w:type="dxa" w:w="80"/>
+            </w:tcMar>
+          </w:tcPr>
+          <w:p>
+            <w:pPr>
+              <w:jc w:val="left"/>
+            </w:pPr>
+            <w:r>
+              <w:rPr>
+                <w:rFonts w:ascii="Arial" w:cs="Arial" w:eastAsia="Microsoft YaHei" w:hAnsi="Arial"/>
+                <w:b w:val="false"/>
+                <w:bCs w:val="false"/>
+                <w:color w:val="D00000"/>
+                <w:sz w:val="18"/>
+                <w:szCs w:val="18"/>
+              </w:rPr>
+              <w:t xml:space="preserve">「组织管理员 @学院 A + 教师 @学院 B 1 班」首次登录，切到教师端，退出后再登录</w:t>
+            </w:r>
+          </w:p>
+        </w:tc>
+        <w:tc>
+          <w:tcPr>
+            <w:tcW w:type="dxa" w:w="3506"/>
+            <w:tcBorders>
+              <w:top w:val="single" w:color="BFC7D5" w:sz="4"/>
+              <w:left w:val="single" w:color="BFC7D5" w:sz="4"/>
+              <w:bottom w:val="single" w:color="BFC7D5" w:sz="4"/>
+              <w:right w:val="single" w:color="BFC7D5" w:sz="4"/>
+            </w:tcBorders>
+            <w:tcMar>
+              <w:top w:type="dxa" w:w="50"/>
+              <w:left w:type="dxa" w:w="80"/>
+              <w:bottom w:type="dxa" w:w="50"/>
+              <w:right w:type="dxa" w:w="80"/>
+            </w:tcMar>
+          </w:tcPr>
+          <w:p>
+            <w:pPr>
+              <w:jc w:val="left"/>
+            </w:pPr>
+            <w:r>
+              <w:rPr>
+                <w:rFonts w:ascii="Arial" w:cs="Arial" w:eastAsia="Microsoft YaHei" w:hAnsi="Arial"/>
+                <w:b w:val="false"/>
+                <w:bCs w:val="false"/>
+                <w:color w:val="D00000"/>
+                <w:sz w:val="18"/>
+                <w:szCs w:val="18"/>
+              </w:rPr>
+              <w:t xml:space="preserve">首次进管理端并提示可切换；教师端只看到 1 班的作业成绩，无管理菜单；再次登录直接进入教师端</w:t>
+            </w:r>
+          </w:p>
+        </w:tc>
+      </w:tr>
+      <w:tr>
+        <w:tc>
+          <w:tcPr>
+            <w:tcW w:type="dxa" w:w="900"/>
+            <w:tcBorders>
+              <w:top w:val="single" w:color="BFC7D5" w:sz="4"/>
+              <w:left w:val="single" w:color="BFC7D5" w:sz="4"/>
+              <w:bottom w:val="single" w:color="BFC7D5" w:sz="4"/>
+              <w:right w:val="single" w:color="BFC7D5" w:sz="4"/>
+            </w:tcBorders>
+            <w:tcMar>
+              <w:top w:type="dxa" w:w="50"/>
+              <w:left w:type="dxa" w:w="80"/>
+              <w:bottom w:type="dxa" w:w="50"/>
+              <w:right w:type="dxa" w:w="80"/>
+            </w:tcMar>
+          </w:tcPr>
+          <w:p>
+            <w:pPr>
+              <w:jc w:val="left"/>
+            </w:pPr>
+            <w:r>
+              <w:rPr>
+                <w:rFonts w:ascii="Arial" w:cs="Arial" w:eastAsia="Microsoft YaHei" w:hAnsi="Arial"/>
+                <w:b w:val="false"/>
+                <w:bCs w:val="false"/>
+                <w:color w:val="D00000"/>
+                <w:sz w:val="18"/>
+                <w:szCs w:val="18"/>
+              </w:rPr>
+              <w:t xml:space="preserve">AC-33</w:t>
+            </w:r>
+          </w:p>
+        </w:tc>
+        <w:tc>
+          <w:tcPr>
+            <w:tcW w:type="dxa" w:w="1900"/>
+            <w:tcBorders>
+              <w:top w:val="single" w:color="BFC7D5" w:sz="4"/>
+              <w:left w:val="single" w:color="BFC7D5" w:sz="4"/>
+              <w:bottom w:val="single" w:color="BFC7D5" w:sz="4"/>
+              <w:right w:val="single" w:color="BFC7D5" w:sz="4"/>
+            </w:tcBorders>
+            <w:tcMar>
+              <w:top w:type="dxa" w:w="50"/>
+              <w:left w:type="dxa" w:w="80"/>
+              <w:bottom w:type="dxa" w:w="50"/>
+              <w:right w:type="dxa" w:w="80"/>
+            </w:tcMar>
+          </w:tcPr>
+          <w:p>
+            <w:pPr>
+              <w:jc w:val="left"/>
+            </w:pPr>
+            <w:r>
+              <w:rPr>
+                <w:rFonts w:ascii="Arial" w:cs="Arial" w:eastAsia="Microsoft YaHei" w:hAnsi="Arial"/>
+                <w:b w:val="false"/>
+                <w:bCs w:val="false"/>
+                <w:color w:val="D00000"/>
+                <w:sz w:val="18"/>
+                <w:szCs w:val="18"/>
+              </w:rPr>
+              <w:t xml:space="preserve">端内多组织不切换</w:t>
+            </w:r>
+          </w:p>
+        </w:tc>
+        <w:tc>
+          <w:tcPr>
+            <w:tcW w:type="dxa" w:w="3600"/>
+            <w:tcBorders>
+              <w:top w:val="single" w:color="BFC7D5" w:sz="4"/>
+              <w:left w:val="single" w:color="BFC7D5" w:sz="4"/>
+              <w:bottom w:val="single" w:color="BFC7D5" w:sz="4"/>
+              <w:right w:val="single" w:color="BFC7D5" w:sz="4"/>
+            </w:tcBorders>
+            <w:tcMar>
+              <w:top w:type="dxa" w:w="50"/>
+              <w:left w:type="dxa" w:w="80"/>
+              <w:bottom w:type="dxa" w:w="50"/>
+              <w:right w:type="dxa" w:w="80"/>
+            </w:tcMar>
+          </w:tcPr>
+          <w:p>
+            <w:pPr>
+              <w:jc w:val="left"/>
+            </w:pPr>
+            <w:r>
+              <w:rPr>
+                <w:rFonts w:ascii="Arial" w:cs="Arial" w:eastAsia="Microsoft YaHei" w:hAnsi="Arial"/>
+                <w:b w:val="false"/>
+                <w:bCs w:val="false"/>
+                <w:color w:val="D00000"/>
+                <w:sz w:val="18"/>
+                <w:szCs w:val="18"/>
+              </w:rPr>
+              <w:t xml:space="preserve">组织管理员同时挂学院 A、B；另一账号为「教务 @根节点 + 组织管理员 @学院 A」</w:t>
+            </w:r>
+          </w:p>
+        </w:tc>
+        <w:tc>
+          <w:tcPr>
+            <w:tcW w:type="dxa" w:w="3506"/>
+            <w:tcBorders>
+              <w:top w:val="single" w:color="BFC7D5" w:sz="4"/>
+              <w:left w:val="single" w:color="BFC7D5" w:sz="4"/>
+              <w:bottom w:val="single" w:color="BFC7D5" w:sz="4"/>
+              <w:right w:val="single" w:color="BFC7D5" w:sz="4"/>
+            </w:tcBorders>
+            <w:tcMar>
+              <w:top w:type="dxa" w:w="50"/>
+              <w:left w:type="dxa" w:w="80"/>
+              <w:bottom w:type="dxa" w:w="50"/>
+              <w:right w:type="dxa" w:w="80"/>
+            </w:tcMar>
+          </w:tcPr>
+          <w:p>
+            <w:pPr>
+              <w:jc w:val="left"/>
+            </w:pPr>
+            <w:r>
+              <w:rPr>
+                <w:rFonts w:ascii="Arial" w:cs="Arial" w:eastAsia="Microsoft YaHei" w:hAnsi="Arial"/>
+                <w:b w:val="false"/>
+                <w:bCs w:val="false"/>
+                <w:color w:val="D00000"/>
+                <w:sz w:val="18"/>
+                <w:szCs w:val="18"/>
+              </w:rPr>
+              <w:t xml:space="preserve">前者无需切换即可操作两个学院，当前组织只收窄视图；后者在同一界面内既处理全校成绩又管理学院 A 账号，没有选择身份或组织的步骤</w:t>
             </w:r>
           </w:p>
         </w:tc>
@@ -37378,7 +37438,7 @@
                 <w:sz w:val="19"/>
                 <w:szCs w:val="19"/>
               </w:rPr>
-              <w:t xml:space="preserve">+ 年级筛选 + 班主任 / 辅导员 + 内容共享与校本资源库 +六模块矩阵落地</w:t>
+              <w:t xml:space="preserve">+ 年级筛选 + 班主任 / 辅导员 + 六模块矩阵落地</w:t>
             </w:r>
           </w:p>
         </w:tc>
@@ -37995,7 +38055,7 @@
           <w:rFonts w:ascii="Arial" w:cs="Arial" w:eastAsia="Microsoft YaHei" w:hAnsi="Arial"/>
           <w:color w:val="D00000"/>
         </w:rPr>
-        <w:t xml:space="preserve">组织管理、操作级权限点、年级筛选、班主任 / 辅导员、内容共享为新增内容，人天由开发重新评估。</w:t>
+        <w:t xml:space="preserve">组织管理、操作级权限点、年级筛选、班主任 / 辅导员为新增内容，人天由开发重新评估。</w:t>
       </w:r>
     </w:p>
     <w:p>
@@ -41373,6 +41433,511 @@
                 <w:szCs w:val="19"/>
               </w:rPr>
               <w:t xml:space="preserve">5、6.2、7、8、9.1、10、16</w:t>
+            </w:r>
+          </w:p>
+        </w:tc>
+      </w:tr>
+      <w:tr>
+        <w:tc>
+          <w:tcPr>
+            <w:tcW w:type="dxa" w:w="600"/>
+            <w:tcBorders>
+              <w:top w:val="single" w:color="BFC7D5" w:sz="4"/>
+              <w:left w:val="single" w:color="BFC7D5" w:sz="4"/>
+              <w:bottom w:val="single" w:color="BFC7D5" w:sz="4"/>
+              <w:right w:val="single" w:color="BFC7D5" w:sz="4"/>
+            </w:tcBorders>
+            <w:tcMar>
+              <w:top w:type="dxa" w:w="50"/>
+              <w:left w:type="dxa" w:w="80"/>
+              <w:bottom w:type="dxa" w:w="50"/>
+              <w:right w:type="dxa" w:w="80"/>
+            </w:tcMar>
+          </w:tcPr>
+          <w:p>
+            <w:pPr>
+              <w:jc w:val="left"/>
+            </w:pPr>
+            <w:r>
+              <w:rPr>
+                <w:rFonts w:ascii="Arial" w:cs="Arial" w:eastAsia="Microsoft YaHei" w:hAnsi="Arial"/>
+                <w:b w:val="false"/>
+                <w:bCs w:val="false"/>
+                <w:color w:val="D00000"/>
+                <w:sz w:val="19"/>
+                <w:szCs w:val="19"/>
+              </w:rPr>
+              <w:t xml:space="preserve">33</w:t>
+            </w:r>
+          </w:p>
+        </w:tc>
+        <w:tc>
+          <w:tcPr>
+            <w:tcW w:type="dxa" w:w="7306"/>
+            <w:tcBorders>
+              <w:top w:val="single" w:color="BFC7D5" w:sz="4"/>
+              <w:left w:val="single" w:color="BFC7D5" w:sz="4"/>
+              <w:bottom w:val="single" w:color="BFC7D5" w:sz="4"/>
+              <w:right w:val="single" w:color="BFC7D5" w:sz="4"/>
+            </w:tcBorders>
+            <w:tcMar>
+              <w:top w:type="dxa" w:w="50"/>
+              <w:left w:type="dxa" w:w="80"/>
+              <w:bottom w:type="dxa" w:w="50"/>
+              <w:right w:type="dxa" w:w="80"/>
+            </w:tcMar>
+          </w:tcPr>
+          <w:p>
+            <w:pPr>
+              <w:jc w:val="left"/>
+            </w:pPr>
+            <w:r>
+              <w:rPr>
+                <w:rFonts w:ascii="Arial" w:cs="Arial" w:eastAsia="Microsoft YaHei" w:hAnsi="Arial"/>
+                <w:b w:val="false"/>
+                <w:bCs w:val="false"/>
+                <w:color w:val="D00000"/>
+                <w:sz w:val="19"/>
+                <w:szCs w:val="19"/>
+              </w:rPr>
+              <w:t xml:space="preserve">共享给组织按当前成员实时判断：新加入的教师可见历史共享，调离后看不到原件、副本保留；指定教师不随组织变化；新增 AC-29、AC-30</w:t>
+            </w:r>
+          </w:p>
+        </w:tc>
+        <w:tc>
+          <w:tcPr>
+            <w:tcW w:type="dxa" w:w="2000"/>
+            <w:tcBorders>
+              <w:top w:val="single" w:color="BFC7D5" w:sz="4"/>
+              <w:left w:val="single" w:color="BFC7D5" w:sz="4"/>
+              <w:bottom w:val="single" w:color="BFC7D5" w:sz="4"/>
+              <w:right w:val="single" w:color="BFC7D5" w:sz="4"/>
+            </w:tcBorders>
+            <w:tcMar>
+              <w:top w:type="dxa" w:w="50"/>
+              <w:left w:type="dxa" w:w="80"/>
+              <w:bottom w:type="dxa" w:w="50"/>
+              <w:right w:type="dxa" w:w="80"/>
+            </w:tcMar>
+          </w:tcPr>
+          <w:p>
+            <w:pPr>
+              <w:jc w:val="left"/>
+            </w:pPr>
+            <w:r>
+              <w:rPr>
+                <w:rFonts w:ascii="Arial" w:cs="Arial" w:eastAsia="Microsoft YaHei" w:hAnsi="Arial"/>
+                <w:b w:val="false"/>
+                <w:bCs w:val="false"/>
+                <w:color w:val="D00000"/>
+                <w:sz w:val="19"/>
+                <w:szCs w:val="19"/>
+              </w:rPr>
+              <w:t xml:space="preserve">7.2、16</w:t>
+            </w:r>
+          </w:p>
+        </w:tc>
+      </w:tr>
+      <w:tr>
+        <w:tc>
+          <w:tcPr>
+            <w:tcW w:type="dxa" w:w="600"/>
+            <w:tcBorders>
+              <w:top w:val="single" w:color="BFC7D5" w:sz="4"/>
+              <w:left w:val="single" w:color="BFC7D5" w:sz="4"/>
+              <w:bottom w:val="single" w:color="BFC7D5" w:sz="4"/>
+              <w:right w:val="single" w:color="BFC7D5" w:sz="4"/>
+            </w:tcBorders>
+            <w:tcMar>
+              <w:top w:type="dxa" w:w="50"/>
+              <w:left w:type="dxa" w:w="80"/>
+              <w:bottom w:type="dxa" w:w="50"/>
+              <w:right w:type="dxa" w:w="80"/>
+            </w:tcMar>
+          </w:tcPr>
+          <w:p>
+            <w:pPr>
+              <w:jc w:val="left"/>
+            </w:pPr>
+            <w:r>
+              <w:rPr>
+                <w:rFonts w:ascii="Arial" w:cs="Arial" w:eastAsia="Microsoft YaHei" w:hAnsi="Arial"/>
+                <w:b w:val="false"/>
+                <w:bCs w:val="false"/>
+                <w:color w:val="D00000"/>
+                <w:sz w:val="19"/>
+                <w:szCs w:val="19"/>
+              </w:rPr>
+              <w:t xml:space="preserve">34</w:t>
+            </w:r>
+          </w:p>
+        </w:tc>
+        <w:tc>
+          <w:tcPr>
+            <w:tcW w:type="dxa" w:w="7306"/>
+            <w:tcBorders>
+              <w:top w:val="single" w:color="BFC7D5" w:sz="4"/>
+              <w:left w:val="single" w:color="BFC7D5" w:sz="4"/>
+              <w:bottom w:val="single" w:color="BFC7D5" w:sz="4"/>
+              <w:right w:val="single" w:color="BFC7D5" w:sz="4"/>
+            </w:tcBorders>
+            <w:tcMar>
+              <w:top w:type="dxa" w:w="50"/>
+              <w:left w:type="dxa" w:w="80"/>
+              <w:bottom w:type="dxa" w:w="50"/>
+              <w:right w:type="dxa" w:w="80"/>
+            </w:tcMar>
+          </w:tcPr>
+          <w:p>
+            <w:pPr>
+              <w:jc w:val="left"/>
+            </w:pPr>
+            <w:r>
+              <w:rPr>
+                <w:rFonts w:ascii="Arial" w:cs="Arial" w:eastAsia="Microsoft YaHei" w:hAnsi="Arial"/>
+                <w:b w:val="false"/>
+                <w:bCs w:val="false"/>
+                <w:color w:val="D00000"/>
+                <w:sz w:val="19"/>
+                <w:szCs w:val="19"/>
+              </w:rPr>
+              <w:t xml:space="preserve">登录与切端：统一入口，登录后按账号自动进入；同端多角色合并、跨端不混；多端账号右上角切换并记住上次使用的端；新增 AC-31、AC-32</w:t>
+            </w:r>
+          </w:p>
+        </w:tc>
+        <w:tc>
+          <w:tcPr>
+            <w:tcW w:type="dxa" w:w="2000"/>
+            <w:tcBorders>
+              <w:top w:val="single" w:color="BFC7D5" w:sz="4"/>
+              <w:left w:val="single" w:color="BFC7D5" w:sz="4"/>
+              <w:bottom w:val="single" w:color="BFC7D5" w:sz="4"/>
+              <w:right w:val="single" w:color="BFC7D5" w:sz="4"/>
+            </w:tcBorders>
+            <w:tcMar>
+              <w:top w:type="dxa" w:w="50"/>
+              <w:left w:type="dxa" w:w="80"/>
+              <w:bottom w:type="dxa" w:w="50"/>
+              <w:right w:type="dxa" w:w="80"/>
+            </w:tcMar>
+          </w:tcPr>
+          <w:p>
+            <w:pPr>
+              <w:jc w:val="left"/>
+            </w:pPr>
+            <w:r>
+              <w:rPr>
+                <w:rFonts w:ascii="Arial" w:cs="Arial" w:eastAsia="Microsoft YaHei" w:hAnsi="Arial"/>
+                <w:b w:val="false"/>
+                <w:bCs w:val="false"/>
+                <w:color w:val="D00000"/>
+                <w:sz w:val="19"/>
+                <w:szCs w:val="19"/>
+              </w:rPr>
+              <w:t xml:space="preserve">6.3、16</w:t>
+            </w:r>
+          </w:p>
+        </w:tc>
+      </w:tr>
+      <w:tr>
+        <w:tc>
+          <w:tcPr>
+            <w:tcW w:type="dxa" w:w="600"/>
+            <w:tcBorders>
+              <w:top w:val="single" w:color="BFC7D5" w:sz="4"/>
+              <w:left w:val="single" w:color="BFC7D5" w:sz="4"/>
+              <w:bottom w:val="single" w:color="BFC7D5" w:sz="4"/>
+              <w:right w:val="single" w:color="BFC7D5" w:sz="4"/>
+            </w:tcBorders>
+            <w:tcMar>
+              <w:top w:type="dxa" w:w="50"/>
+              <w:left w:type="dxa" w:w="80"/>
+              <w:bottom w:type="dxa" w:w="50"/>
+              <w:right w:type="dxa" w:w="80"/>
+            </w:tcMar>
+          </w:tcPr>
+          <w:p>
+            <w:pPr>
+              <w:jc w:val="left"/>
+            </w:pPr>
+            <w:r>
+              <w:rPr>
+                <w:rFonts w:ascii="Arial" w:cs="Arial" w:eastAsia="Microsoft YaHei" w:hAnsi="Arial"/>
+                <w:b w:val="false"/>
+                <w:bCs w:val="false"/>
+                <w:color w:val="D00000"/>
+                <w:sz w:val="19"/>
+                <w:szCs w:val="19"/>
+              </w:rPr>
+              <w:t xml:space="preserve">35</w:t>
+            </w:r>
+          </w:p>
+        </w:tc>
+        <w:tc>
+          <w:tcPr>
+            <w:tcW w:type="dxa" w:w="7306"/>
+            <w:tcBorders>
+              <w:top w:val="single" w:color="BFC7D5" w:sz="4"/>
+              <w:left w:val="single" w:color="BFC7D5" w:sz="4"/>
+              <w:bottom w:val="single" w:color="BFC7D5" w:sz="4"/>
+              <w:right w:val="single" w:color="BFC7D5" w:sz="4"/>
+            </w:tcBorders>
+            <w:tcMar>
+              <w:top w:type="dxa" w:w="50"/>
+              <w:left w:type="dxa" w:w="80"/>
+              <w:bottom w:type="dxa" w:w="50"/>
+              <w:right w:type="dxa" w:w="80"/>
+            </w:tcMar>
+          </w:tcPr>
+          <w:p>
+            <w:pPr>
+              <w:jc w:val="left"/>
+            </w:pPr>
+            <w:r>
+              <w:rPr>
+                <w:rFonts w:ascii="Arial" w:cs="Arial" w:eastAsia="Microsoft YaHei" w:hAnsi="Arial"/>
+                <w:b w:val="false"/>
+                <w:bCs w:val="false"/>
+                <w:color w:val="D00000"/>
+                <w:sz w:val="19"/>
+                <w:szCs w:val="19"/>
+              </w:rPr>
+              <w:t xml:space="preserve">端内不按组织切换：同端多组织取并集，操作按覆盖该数据的分配自动判定，新增数据归属按当前组织默认；新增 AC-33</w:t>
+            </w:r>
+          </w:p>
+        </w:tc>
+        <w:tc>
+          <w:tcPr>
+            <w:tcW w:type="dxa" w:w="2000"/>
+            <w:tcBorders>
+              <w:top w:val="single" w:color="BFC7D5" w:sz="4"/>
+              <w:left w:val="single" w:color="BFC7D5" w:sz="4"/>
+              <w:bottom w:val="single" w:color="BFC7D5" w:sz="4"/>
+              <w:right w:val="single" w:color="BFC7D5" w:sz="4"/>
+            </w:tcBorders>
+            <w:tcMar>
+              <w:top w:type="dxa" w:w="50"/>
+              <w:left w:type="dxa" w:w="80"/>
+              <w:bottom w:type="dxa" w:w="50"/>
+              <w:right w:type="dxa" w:w="80"/>
+            </w:tcMar>
+          </w:tcPr>
+          <w:p>
+            <w:pPr>
+              <w:jc w:val="left"/>
+            </w:pPr>
+            <w:r>
+              <w:rPr>
+                <w:rFonts w:ascii="Arial" w:cs="Arial" w:eastAsia="Microsoft YaHei" w:hAnsi="Arial"/>
+                <w:b w:val="false"/>
+                <w:bCs w:val="false"/>
+                <w:color w:val="D00000"/>
+                <w:sz w:val="19"/>
+                <w:szCs w:val="19"/>
+              </w:rPr>
+              <w:t xml:space="preserve">6.3、16</w:t>
+            </w:r>
+          </w:p>
+        </w:tc>
+      </w:tr>
+      <w:tr>
+        <w:tc>
+          <w:tcPr>
+            <w:tcW w:type="dxa" w:w="600"/>
+            <w:tcBorders>
+              <w:top w:val="single" w:color="BFC7D5" w:sz="4"/>
+              <w:left w:val="single" w:color="BFC7D5" w:sz="4"/>
+              <w:bottom w:val="single" w:color="BFC7D5" w:sz="4"/>
+              <w:right w:val="single" w:color="BFC7D5" w:sz="4"/>
+            </w:tcBorders>
+            <w:tcMar>
+              <w:top w:type="dxa" w:w="50"/>
+              <w:left w:type="dxa" w:w="80"/>
+              <w:bottom w:type="dxa" w:w="50"/>
+              <w:right w:type="dxa" w:w="80"/>
+            </w:tcMar>
+          </w:tcPr>
+          <w:p>
+            <w:pPr>
+              <w:jc w:val="left"/>
+            </w:pPr>
+            <w:r>
+              <w:rPr>
+                <w:rFonts w:ascii="Arial" w:cs="Arial" w:eastAsia="Microsoft YaHei" w:hAnsi="Arial"/>
+                <w:b w:val="false"/>
+                <w:bCs w:val="false"/>
+                <w:color w:val="D00000"/>
+                <w:sz w:val="19"/>
+                <w:szCs w:val="19"/>
+              </w:rPr>
+              <w:t xml:space="preserve">36</w:t>
+            </w:r>
+          </w:p>
+        </w:tc>
+        <w:tc>
+          <w:tcPr>
+            <w:tcW w:type="dxa" w:w="7306"/>
+            <w:tcBorders>
+              <w:top w:val="single" w:color="BFC7D5" w:sz="4"/>
+              <w:left w:val="single" w:color="BFC7D5" w:sz="4"/>
+              <w:bottom w:val="single" w:color="BFC7D5" w:sz="4"/>
+              <w:right w:val="single" w:color="BFC7D5" w:sz="4"/>
+            </w:tcBorders>
+            <w:tcMar>
+              <w:top w:type="dxa" w:w="50"/>
+              <w:left w:type="dxa" w:w="80"/>
+              <w:bottom w:type="dxa" w:w="50"/>
+              <w:right w:type="dxa" w:w="80"/>
+            </w:tcMar>
+          </w:tcPr>
+          <w:p>
+            <w:pPr>
+              <w:jc w:val="left"/>
+            </w:pPr>
+            <w:r>
+              <w:rPr>
+                <w:rFonts w:ascii="Arial" w:cs="Arial" w:eastAsia="Microsoft YaHei" w:hAnsi="Arial"/>
+                <w:b w:val="false"/>
+                <w:bCs w:val="false"/>
+                <w:color w:val="D00000"/>
+                <w:sz w:val="19"/>
+                <w:szCs w:val="19"/>
+              </w:rPr>
+              <w:t xml:space="preserve">去掉校本资源库发布审核（管理端「校本资源库管理」本期不做）：作者可直接共享给「全校」，共享后立即进入校本资源库；改写 AC-16</w:t>
+            </w:r>
+          </w:p>
+        </w:tc>
+        <w:tc>
+          <w:tcPr>
+            <w:tcW w:type="dxa" w:w="2000"/>
+            <w:tcBorders>
+              <w:top w:val="single" w:color="BFC7D5" w:sz="4"/>
+              <w:left w:val="single" w:color="BFC7D5" w:sz="4"/>
+              <w:bottom w:val="single" w:color="BFC7D5" w:sz="4"/>
+              <w:right w:val="single" w:color="BFC7D5" w:sz="4"/>
+            </w:tcBorders>
+            <w:tcMar>
+              <w:top w:type="dxa" w:w="50"/>
+              <w:left w:type="dxa" w:w="80"/>
+              <w:bottom w:type="dxa" w:w="50"/>
+              <w:right w:type="dxa" w:w="80"/>
+            </w:tcMar>
+          </w:tcPr>
+          <w:p>
+            <w:pPr>
+              <w:jc w:val="left"/>
+            </w:pPr>
+            <w:r>
+              <w:rPr>
+                <w:rFonts w:ascii="Arial" w:cs="Arial" w:eastAsia="Microsoft YaHei" w:hAnsi="Arial"/>
+                <w:b w:val="false"/>
+                <w:bCs w:val="false"/>
+                <w:color w:val="D00000"/>
+                <w:sz w:val="19"/>
+                <w:szCs w:val="19"/>
+              </w:rPr>
+              <w:t xml:space="preserve">3、7.2、8、16</w:t>
+            </w:r>
+          </w:p>
+        </w:tc>
+      </w:tr>
+      <w:tr>
+        <w:tc>
+          <w:tcPr>
+            <w:tcW w:type="dxa" w:w="600"/>
+            <w:tcBorders>
+              <w:top w:val="single" w:color="BFC7D5" w:sz="4"/>
+              <w:left w:val="single" w:color="BFC7D5" w:sz="4"/>
+              <w:bottom w:val="single" w:color="BFC7D5" w:sz="4"/>
+              <w:right w:val="single" w:color="BFC7D5" w:sz="4"/>
+            </w:tcBorders>
+            <w:tcMar>
+              <w:top w:type="dxa" w:w="50"/>
+              <w:left w:type="dxa" w:w="80"/>
+              <w:bottom w:type="dxa" w:w="50"/>
+              <w:right w:type="dxa" w:w="80"/>
+            </w:tcMar>
+          </w:tcPr>
+          <w:p>
+            <w:pPr>
+              <w:jc w:val="left"/>
+            </w:pPr>
+            <w:r>
+              <w:rPr>
+                <w:rFonts w:ascii="Arial" w:cs="Arial" w:eastAsia="Microsoft YaHei" w:hAnsi="Arial"/>
+                <w:b w:val="false"/>
+                <w:bCs w:val="false"/>
+                <w:color w:val="D00000"/>
+                <w:sz w:val="19"/>
+                <w:szCs w:val="19"/>
+              </w:rPr>
+              <w:t xml:space="preserve">37</w:t>
+            </w:r>
+          </w:p>
+        </w:tc>
+        <w:tc>
+          <w:tcPr>
+            <w:tcW w:type="dxa" w:w="7306"/>
+            <w:tcBorders>
+              <w:top w:val="single" w:color="BFC7D5" w:sz="4"/>
+              <w:left w:val="single" w:color="BFC7D5" w:sz="4"/>
+              <w:bottom w:val="single" w:color="BFC7D5" w:sz="4"/>
+              <w:right w:val="single" w:color="BFC7D5" w:sz="4"/>
+            </w:tcBorders>
+            <w:tcMar>
+              <w:top w:type="dxa" w:w="50"/>
+              <w:left w:type="dxa" w:w="80"/>
+              <w:bottom w:type="dxa" w:w="50"/>
+              <w:right w:type="dxa" w:w="80"/>
+            </w:tcMar>
+          </w:tcPr>
+          <w:p>
+            <w:pPr>
+              <w:jc w:val="left"/>
+            </w:pPr>
+            <w:r>
+              <w:rPr>
+                <w:rFonts w:ascii="Arial" w:cs="Arial" w:eastAsia="Microsoft YaHei" w:hAnsi="Arial"/>
+                <w:b w:val="false"/>
+                <w:bCs w:val="false"/>
+                <w:color w:val="D00000"/>
+                <w:sz w:val="19"/>
+                <w:szCs w:val="19"/>
+              </w:rPr>
+              <w:t xml:space="preserve">内容共享与资源库（我的资源、共享给我的、校本资源库及共享规则）移出本方案，已由平台其他模块实现；AC-15、AC-16、AC-29、AC-30 作废</w:t>
+            </w:r>
+          </w:p>
+        </w:tc>
+        <w:tc>
+          <w:tcPr>
+            <w:tcW w:type="dxa" w:w="2000"/>
+            <w:tcBorders>
+              <w:top w:val="single" w:color="BFC7D5" w:sz="4"/>
+              <w:left w:val="single" w:color="BFC7D5" w:sz="4"/>
+              <w:bottom w:val="single" w:color="BFC7D5" w:sz="4"/>
+              <w:right w:val="single" w:color="BFC7D5" w:sz="4"/>
+            </w:tcBorders>
+            <w:tcMar>
+              <w:top w:type="dxa" w:w="50"/>
+              <w:left w:type="dxa" w:w="80"/>
+              <w:bottom w:type="dxa" w:w="50"/>
+              <w:right w:type="dxa" w:w="80"/>
+            </w:tcMar>
+          </w:tcPr>
+          <w:p>
+            <w:pPr>
+              <w:jc w:val="left"/>
+            </w:pPr>
+            <w:r>
+              <w:rPr>
+                <w:rFonts w:ascii="Arial" w:cs="Arial" w:eastAsia="Microsoft YaHei" w:hAnsi="Arial"/>
+                <w:b w:val="false"/>
+                <w:bCs w:val="false"/>
+                <w:color w:val="D00000"/>
+                <w:sz w:val="19"/>
+                <w:szCs w:val="19"/>
+              </w:rPr>
+              <w:t xml:space="preserve">2、3、7、8、16</w:t>
             </w:r>
           </w:p>
         </w:tc>
@@ -41726,12 +42291,6 @@
     </w:lvlOverride>
   </w:num>
   <w:num w:numId="6">
-    <w:abstractNumId w:val="7"/>
-    <w:lvlOverride w:ilvl="0">
-      <w:startOverride w:val="1"/>
-    </w:lvlOverride>
-  </w:num>
-  <w:num w:numId="7">
     <w:abstractNumId w:val="8"/>
     <w:lvlOverride w:ilvl="0">
       <w:startOverride w:val="1"/>

--- a/docs/AIGC智慧教学平台_权限管理升级方案_V2.1_开发交付版.docx
+++ b/docs/AIGC智慧教学平台_权限管理升级方案_V2.1_开发交付版.docx
@@ -3928,7 +3928,108 @@
                 <w:sz w:val="19"/>
                 <w:szCs w:val="19"/>
               </w:rPr>
-              <w:t xml:space="preserve">停用后不能再被选为数据范围或所属组织；已有授权保持有效，并在角色分配处标出「节点已停用」</w:t>
+              <w:t xml:space="preserve">本节点和全部下级一起停用。确认框：「将同时停用下级节点 N 个（涉及成员 M 人、专业 K 个）。停用后，这些节点不能再被选为所属组织或角色范围，也不能在其下新增节点；已有授权保持有效。」已有授权在角色分配处标出「节点已停用」</w:t>
+            </w:r>
+          </w:p>
+        </w:tc>
+      </w:tr>
+      <w:tr>
+        <w:tc>
+          <w:tcPr>
+            <w:tcW w:type="dxa" w:w="1800"/>
+            <w:tcBorders>
+              <w:top w:val="single" w:color="BFC7D5" w:sz="4"/>
+              <w:left w:val="single" w:color="BFC7D5" w:sz="4"/>
+              <w:bottom w:val="single" w:color="BFC7D5" w:sz="4"/>
+              <w:right w:val="single" w:color="BFC7D5" w:sz="4"/>
+            </w:tcBorders>
+            <w:tcMar>
+              <w:top w:type="dxa" w:w="50"/>
+              <w:left w:type="dxa" w:w="80"/>
+              <w:bottom w:type="dxa" w:w="50"/>
+              <w:right w:type="dxa" w:w="80"/>
+            </w:tcMar>
+          </w:tcPr>
+          <w:p>
+            <w:pPr>
+              <w:jc w:val="left"/>
+            </w:pPr>
+            <w:r>
+              <w:rPr>
+                <w:rFonts w:ascii="Arial" w:cs="Arial" w:eastAsia="Microsoft YaHei" w:hAnsi="Arial"/>
+                <w:b w:val="false"/>
+                <w:bCs w:val="false"/>
+                <w:color w:val="D00000"/>
+                <w:sz w:val="19"/>
+                <w:szCs w:val="19"/>
+              </w:rPr>
+              <w:t xml:space="preserve">启用</w:t>
+            </w:r>
+          </w:p>
+        </w:tc>
+        <w:tc>
+          <w:tcPr>
+            <w:tcW w:type="dxa" w:w="3200"/>
+            <w:tcBorders>
+              <w:top w:val="single" w:color="BFC7D5" w:sz="4"/>
+              <w:left w:val="single" w:color="BFC7D5" w:sz="4"/>
+              <w:bottom w:val="single" w:color="BFC7D5" w:sz="4"/>
+              <w:right w:val="single" w:color="BFC7D5" w:sz="4"/>
+            </w:tcBorders>
+            <w:tcMar>
+              <w:top w:type="dxa" w:w="50"/>
+              <w:left w:type="dxa" w:w="80"/>
+              <w:bottom w:type="dxa" w:w="50"/>
+              <w:right w:type="dxa" w:w="80"/>
+            </w:tcMar>
+          </w:tcPr>
+          <w:p>
+            <w:pPr>
+              <w:jc w:val="left"/>
+            </w:pPr>
+            <w:r>
+              <w:rPr>
+                <w:rFonts w:ascii="Arial" w:cs="Arial" w:eastAsia="Microsoft YaHei" w:hAnsi="Arial"/>
+                <w:b w:val="false"/>
+                <w:bCs w:val="false"/>
+                <w:color w:val="D00000"/>
+                <w:sz w:val="19"/>
+                <w:szCs w:val="19"/>
+              </w:rPr>
+              <w:t xml:space="preserve">同上</w:t>
+            </w:r>
+          </w:p>
+        </w:tc>
+        <w:tc>
+          <w:tcPr>
+            <w:tcW w:type="dxa" w:w="4906"/>
+            <w:tcBorders>
+              <w:top w:val="single" w:color="BFC7D5" w:sz="4"/>
+              <w:left w:val="single" w:color="BFC7D5" w:sz="4"/>
+              <w:bottom w:val="single" w:color="BFC7D5" w:sz="4"/>
+              <w:right w:val="single" w:color="BFC7D5" w:sz="4"/>
+            </w:tcBorders>
+            <w:tcMar>
+              <w:top w:type="dxa" w:w="50"/>
+              <w:left w:type="dxa" w:w="80"/>
+              <w:bottom w:type="dxa" w:w="50"/>
+              <w:right w:type="dxa" w:w="80"/>
+            </w:tcMar>
+          </w:tcPr>
+          <w:p>
+            <w:pPr>
+              <w:jc w:val="left"/>
+            </w:pPr>
+            <w:r>
+              <w:rPr>
+                <w:rFonts w:ascii="Arial" w:cs="Arial" w:eastAsia="Microsoft YaHei" w:hAnsi="Arial"/>
+                <w:b w:val="false"/>
+                <w:bCs w:val="false"/>
+                <w:color w:val="D00000"/>
+                <w:sz w:val="19"/>
+                <w:szCs w:val="19"/>
+              </w:rPr>
+              <w:t xml:space="preserve">默认只启用本节点；确认框提供勾选项「同时启用全部下级节点」，默认不勾选。上级为停用状态时，下级不能单独启用，提示「请先启用上级节点『xxx』」；不能把节点移动到已停用节点下，也不能在已停用节点下新增下级</w:t>
             </w:r>
           </w:p>
         </w:tc>
@@ -4653,6 +4754,40 @@
           <w:color w:val="D00000"/>
         </w:rPr>
         <w:t xml:space="preserve">停用节点后，在角色分配、专业「所属组织」的选择框中不再出现该节点。</w:t>
+      </w:r>
+    </w:p>
+    <w:p>
+      <w:pPr>
+        <w:pStyle w:val="ListParagraph"/>
+        <w:numPr>
+          <w:ilvl w:val="0"/>
+          <w:numId w:val="3"/>
+        </w:numPr>
+        <w:spacing w:after="60" w:line="300"/>
+      </w:pPr>
+      <w:r>
+        <w:rPr>
+          <w:rFonts w:ascii="Arial" w:cs="Arial" w:eastAsia="Microsoft YaHei" w:hAnsi="Arial"/>
+          <w:color w:val="D00000"/>
+        </w:rPr>
+        <w:t xml:space="preserve">停用上级节点时，确认框显示将同时停用的下级节点数、涉及成员数和专业数；确认后下级一并停用，相关成员已有授权仍有效。</w:t>
+      </w:r>
+    </w:p>
+    <w:p>
+      <w:pPr>
+        <w:pStyle w:val="ListParagraph"/>
+        <w:numPr>
+          <w:ilvl w:val="0"/>
+          <w:numId w:val="3"/>
+        </w:numPr>
+        <w:spacing w:after="60" w:line="300"/>
+      </w:pPr>
+      <w:r>
+        <w:rPr>
+          <w:rFonts w:ascii="Arial" w:cs="Arial" w:eastAsia="Microsoft YaHei" w:hAnsi="Arial"/>
+          <w:color w:val="D00000"/>
+        </w:rPr>
+        <w:t xml:space="preserve">启用上级节点且不勾「同时启用全部下级」时，只有该节点启用；上级仍停用时单独启用下级被拒绝并提示。</w:t>
       </w:r>
     </w:p>
     <w:p>
@@ -37066,6 +37201,140 @@
           </w:p>
         </w:tc>
       </w:tr>
+      <w:tr>
+        <w:tc>
+          <w:tcPr>
+            <w:tcW w:type="dxa" w:w="900"/>
+            <w:tcBorders>
+              <w:top w:val="single" w:color="BFC7D5" w:sz="4"/>
+              <w:left w:val="single" w:color="BFC7D5" w:sz="4"/>
+              <w:bottom w:val="single" w:color="BFC7D5" w:sz="4"/>
+              <w:right w:val="single" w:color="BFC7D5" w:sz="4"/>
+            </w:tcBorders>
+            <w:tcMar>
+              <w:top w:type="dxa" w:w="50"/>
+              <w:left w:type="dxa" w:w="80"/>
+              <w:bottom w:type="dxa" w:w="50"/>
+              <w:right w:type="dxa" w:w="80"/>
+            </w:tcMar>
+          </w:tcPr>
+          <w:p>
+            <w:pPr>
+              <w:jc w:val="left"/>
+            </w:pPr>
+            <w:r>
+              <w:rPr>
+                <w:rFonts w:ascii="Arial" w:cs="Arial" w:eastAsia="Microsoft YaHei" w:hAnsi="Arial"/>
+                <w:b w:val="false"/>
+                <w:bCs w:val="false"/>
+                <w:color w:val="D00000"/>
+                <w:sz w:val="18"/>
+                <w:szCs w:val="18"/>
+              </w:rPr>
+              <w:t xml:space="preserve">AC-34</w:t>
+            </w:r>
+          </w:p>
+        </w:tc>
+        <w:tc>
+          <w:tcPr>
+            <w:tcW w:type="dxa" w:w="1900"/>
+            <w:tcBorders>
+              <w:top w:val="single" w:color="BFC7D5" w:sz="4"/>
+              <w:left w:val="single" w:color="BFC7D5" w:sz="4"/>
+              <w:bottom w:val="single" w:color="BFC7D5" w:sz="4"/>
+              <w:right w:val="single" w:color="BFC7D5" w:sz="4"/>
+            </w:tcBorders>
+            <w:tcMar>
+              <w:top w:type="dxa" w:w="50"/>
+              <w:left w:type="dxa" w:w="80"/>
+              <w:bottom w:type="dxa" w:w="50"/>
+              <w:right w:type="dxa" w:w="80"/>
+            </w:tcMar>
+          </w:tcPr>
+          <w:p>
+            <w:pPr>
+              <w:jc w:val="left"/>
+            </w:pPr>
+            <w:r>
+              <w:rPr>
+                <w:rFonts w:ascii="Arial" w:cs="Arial" w:eastAsia="Microsoft YaHei" w:hAnsi="Arial"/>
+                <w:b w:val="false"/>
+                <w:bCs w:val="false"/>
+                <w:color w:val="D00000"/>
+                <w:sz w:val="18"/>
+                <w:szCs w:val="18"/>
+              </w:rPr>
+              <w:t xml:space="preserve">停用级联</w:t>
+            </w:r>
+          </w:p>
+        </w:tc>
+        <w:tc>
+          <w:tcPr>
+            <w:tcW w:type="dxa" w:w="3600"/>
+            <w:tcBorders>
+              <w:top w:val="single" w:color="BFC7D5" w:sz="4"/>
+              <w:left w:val="single" w:color="BFC7D5" w:sz="4"/>
+              <w:bottom w:val="single" w:color="BFC7D5" w:sz="4"/>
+              <w:right w:val="single" w:color="BFC7D5" w:sz="4"/>
+            </w:tcBorders>
+            <w:tcMar>
+              <w:top w:type="dxa" w:w="50"/>
+              <w:left w:type="dxa" w:w="80"/>
+              <w:bottom w:type="dxa" w:w="50"/>
+              <w:right w:type="dxa" w:w="80"/>
+            </w:tcMar>
+          </w:tcPr>
+          <w:p>
+            <w:pPr>
+              <w:jc w:val="left"/>
+            </w:pPr>
+            <w:r>
+              <w:rPr>
+                <w:rFonts w:ascii="Arial" w:cs="Arial" w:eastAsia="Microsoft YaHei" w:hAnsi="Arial"/>
+                <w:b w:val="false"/>
+                <w:bCs w:val="false"/>
+                <w:color w:val="D00000"/>
+                <w:sz w:val="18"/>
+                <w:szCs w:val="18"/>
+              </w:rPr>
+              <w:t xml:space="preserve">停用学院 A（下有系、教研室），再只启用学院 A</w:t>
+            </w:r>
+          </w:p>
+        </w:tc>
+        <w:tc>
+          <w:tcPr>
+            <w:tcW w:type="dxa" w:w="3506"/>
+            <w:tcBorders>
+              <w:top w:val="single" w:color="BFC7D5" w:sz="4"/>
+              <w:left w:val="single" w:color="BFC7D5" w:sz="4"/>
+              <w:bottom w:val="single" w:color="BFC7D5" w:sz="4"/>
+              <w:right w:val="single" w:color="BFC7D5" w:sz="4"/>
+            </w:tcBorders>
+            <w:tcMar>
+              <w:top w:type="dxa" w:w="50"/>
+              <w:left w:type="dxa" w:w="80"/>
+              <w:bottom w:type="dxa" w:w="50"/>
+              <w:right w:type="dxa" w:w="80"/>
+            </w:tcMar>
+          </w:tcPr>
+          <w:p>
+            <w:pPr>
+              <w:jc w:val="left"/>
+            </w:pPr>
+            <w:r>
+              <w:rPr>
+                <w:rFonts w:ascii="Arial" w:cs="Arial" w:eastAsia="Microsoft YaHei" w:hAnsi="Arial"/>
+                <w:b w:val="false"/>
+                <w:bCs w:val="false"/>
+                <w:color w:val="D00000"/>
+                <w:sz w:val="18"/>
+                <w:szCs w:val="18"/>
+              </w:rPr>
+              <w:t xml:space="preserve">停用时提示并同时停用全部下级，已有授权仍有效；启用时下级保持停用，可再单独启用；上级停用时单独启用下级被拒绝</w:t>
+            </w:r>
+          </w:p>
+        </w:tc>
+      </w:tr>
     </w:tbl>
     <w:p>
       <w:pPr>
@@ -41938,6 +42207,107 @@
                 <w:szCs w:val="19"/>
               </w:rPr>
               <w:t xml:space="preserve">2、3、7、8、16</w:t>
+            </w:r>
+          </w:p>
+        </w:tc>
+      </w:tr>
+      <w:tr>
+        <w:tc>
+          <w:tcPr>
+            <w:tcW w:type="dxa" w:w="600"/>
+            <w:tcBorders>
+              <w:top w:val="single" w:color="BFC7D5" w:sz="4"/>
+              <w:left w:val="single" w:color="BFC7D5" w:sz="4"/>
+              <w:bottom w:val="single" w:color="BFC7D5" w:sz="4"/>
+              <w:right w:val="single" w:color="BFC7D5" w:sz="4"/>
+            </w:tcBorders>
+            <w:tcMar>
+              <w:top w:type="dxa" w:w="50"/>
+              <w:left w:type="dxa" w:w="80"/>
+              <w:bottom w:type="dxa" w:w="50"/>
+              <w:right w:type="dxa" w:w="80"/>
+            </w:tcMar>
+          </w:tcPr>
+          <w:p>
+            <w:pPr>
+              <w:jc w:val="left"/>
+            </w:pPr>
+            <w:r>
+              <w:rPr>
+                <w:rFonts w:ascii="Arial" w:cs="Arial" w:eastAsia="Microsoft YaHei" w:hAnsi="Arial"/>
+                <w:b w:val="false"/>
+                <w:bCs w:val="false"/>
+                <w:color w:val="D00000"/>
+                <w:sz w:val="19"/>
+                <w:szCs w:val="19"/>
+              </w:rPr>
+              <w:t xml:space="preserve">38</w:t>
+            </w:r>
+          </w:p>
+        </w:tc>
+        <w:tc>
+          <w:tcPr>
+            <w:tcW w:type="dxa" w:w="7306"/>
+            <w:tcBorders>
+              <w:top w:val="single" w:color="BFC7D5" w:sz="4"/>
+              <w:left w:val="single" w:color="BFC7D5" w:sz="4"/>
+              <w:bottom w:val="single" w:color="BFC7D5" w:sz="4"/>
+              <w:right w:val="single" w:color="BFC7D5" w:sz="4"/>
+            </w:tcBorders>
+            <w:tcMar>
+              <w:top w:type="dxa" w:w="50"/>
+              <w:left w:type="dxa" w:w="80"/>
+              <w:bottom w:type="dxa" w:w="50"/>
+              <w:right w:type="dxa" w:w="80"/>
+            </w:tcMar>
+          </w:tcPr>
+          <w:p>
+            <w:pPr>
+              <w:jc w:val="left"/>
+            </w:pPr>
+            <w:r>
+              <w:rPr>
+                <w:rFonts w:ascii="Arial" w:cs="Arial" w:eastAsia="Microsoft YaHei" w:hAnsi="Arial"/>
+                <w:b w:val="false"/>
+                <w:bCs w:val="false"/>
+                <w:color w:val="D00000"/>
+                <w:sz w:val="19"/>
+                <w:szCs w:val="19"/>
+              </w:rPr>
+              <w:t xml:space="preserve">停用组织节点时同时停用全部下级并提示影响范围；已有授权保持有效；启用默认只启用本节点，可选同时启用下级；上级停用时下级不能单独启用；新增 AC-34</w:t>
+            </w:r>
+          </w:p>
+        </w:tc>
+        <w:tc>
+          <w:tcPr>
+            <w:tcW w:type="dxa" w:w="2000"/>
+            <w:tcBorders>
+              <w:top w:val="single" w:color="BFC7D5" w:sz="4"/>
+              <w:left w:val="single" w:color="BFC7D5" w:sz="4"/>
+              <w:bottom w:val="single" w:color="BFC7D5" w:sz="4"/>
+              <w:right w:val="single" w:color="BFC7D5" w:sz="4"/>
+            </w:tcBorders>
+            <w:tcMar>
+              <w:top w:type="dxa" w:w="50"/>
+              <w:left w:type="dxa" w:w="80"/>
+              <w:bottom w:type="dxa" w:w="50"/>
+              <w:right w:type="dxa" w:w="80"/>
+            </w:tcMar>
+          </w:tcPr>
+          <w:p>
+            <w:pPr>
+              <w:jc w:val="left"/>
+            </w:pPr>
+            <w:r>
+              <w:rPr>
+                <w:rFonts w:ascii="Arial" w:cs="Arial" w:eastAsia="Microsoft YaHei" w:hAnsi="Arial"/>
+                <w:b w:val="false"/>
+                <w:bCs w:val="false"/>
+                <w:color w:val="D00000"/>
+                <w:sz w:val="19"/>
+                <w:szCs w:val="19"/>
+              </w:rPr>
+              <w:t xml:space="preserve">4.3、4.5、16</w:t>
             </w:r>
           </w:p>
         </w:tc>
